--- a/pr-preview/pr-344/linear-algebra-complex-tracked-changes.docx
+++ b/pr-preview/pr-344/linear-algebra-complex-tracked-changes.docx
@@ -16,7 +16,7 @@
       </w:pPr>
       <w:del w:id="1" w:author="PR Preview" w:date="2026-01-01T00:00:00Z">
         <w:r>
-          <w:delText xml:space="preserve">Last modified: 2026-10-17 02:34:23 (PDT)</w:delText>
+          <w:delText xml:space="preserve">Last modified: 2026-10-17 03:46:15 (PDT)</w:delText>
         </w:r>
       </w:del>
     </w:p>
@@ -26,7 +26,7 @@
       </w:pPr>
       <w:ins w:id="2" w:author="PR Preview" w:date="2026-01-01T00:00:00Z">
         <w:r>
-          <w:t xml:space="preserve">Last modified: 2026-10-17 03:11:51 (PDT)</w:t>
+          <w:t xml:space="preserve">Last modified: 2026-10-17 04:23:40 (PDT)</w:t>
         </w:r>
       </w:ins>
     </w:p>
@@ -533,6 +533,20 @@
           </m:r>
         </m:oMath>
       </m:oMathPara>
+    </w:p>
+    <w:p>
+      <w:pPr>
+        <w:pStyle w:val="BodyText"/>
+      </w:pPr>
+      <w:ins w:id="3" w:author="PR Preview" w:date="2026-01-01T00:00:00Z">
+        <w:r>
+          <w:t xml:space="preserve">$$
+    \underbrace{\mathord{\smash[b]{\underset{\raise.3ex\hbox{$\scriptstyle\sim$}}{z}}\vphantom{z}}}_{3 \times 1} = \begin{bmatrix} 1 + i \\ 2 \\ -3\,i \end{bmatrix} \in \mathbb{C}^3,
+    \qquad
+    \underbrace{\overline{\mathord{\smash[b]{\underset{\raise.3ex\hbox{$\scriptstyle\sim$}}{z}}\vphantom{z}}}}_{3 \times 1} = \begin{bmatrix} 1 - i \\ 2 \\ 3\,i \end{bmatrix}.
+    $$</w:t>
+        </w:r>
+      </w:ins>
     </w:p>
     <w:p>
       <w:pPr>
@@ -1218,22 +1232,30 @@
       <w:pPr>
         <w:pStyle w:val="FirstParagraph"/>
       </w:pPr>
-      <w:r>
-        <w:rPr>
-          <w:i/>
-          <w:iCs/>
-        </w:rPr>
-        <w:t xml:space="preserve">Remark 1</w:t>
-      </w:r>
-      <w:r>
-        <w:t xml:space="preserve"> (Notation for the conjugate transpose). </w:t>
-      </w:r>
-      <w:r>
-        <w:t xml:space="preserve">The operation is denoted variously across mathematics and physics:</w:t>
-      </w:r>
-      <w:r>
-        <w:t xml:space="preserve"> </w:t>
-      </w:r>
+      <w:del w:id="4" w:author="PR Preview" w:date="2026-01-01T00:00:00Z">
+        <w:r>
+          <w:rPr>
+            <w:i/>
+            <w:iCs/>
+          </w:rPr>
+          <w:delText xml:space="preserve">Remark 1</w:delText>
+        </w:r>
+      </w:del>
+      <w:del w:id="5" w:author="PR Preview" w:date="2026-01-01T00:00:00Z">
+        <w:r>
+          <w:delText xml:space="preserve"> (Notation for the conjugate transpose). </w:delText>
+        </w:r>
+      </w:del>
+      <w:del w:id="6" w:author="PR Preview" w:date="2026-01-01T00:00:00Z">
+        <w:r>
+          <w:delText xml:space="preserve">The operation is denoted variously across mathematics and physics:</w:delText>
+        </w:r>
+      </w:del>
+      <w:del w:id="7" w:author="PR Preview" w:date="2026-01-01T00:00:00Z">
+        <w:r>
+          <w:delText xml:space="preserve"> </w:delText>
+        </w:r>
+      </w:del>
       <m:oMath>
         <m:sSup>
           <m:e>
@@ -1254,21 +1276,31 @@
           </m:sup>
         </m:sSup>
       </m:oMath>
-      <w:r>
-        <w:t xml:space="preserve"> </w:t>
-      </w:r>
-      <w:r>
-        <w:t xml:space="preserve">in pure mathematics (</w:t>
-      </w:r>
-      <w:r>
-        <w:t xml:space="preserve">Axler (2024, Definition 7.7, p. 231)</w:t>
-      </w:r>
-      <w:r>
-        <w:t xml:space="preserve">),</w:t>
-      </w:r>
-      <w:r>
-        <w:t xml:space="preserve"> </w:t>
-      </w:r>
+      <w:del w:id="8" w:author="PR Preview" w:date="2026-01-01T00:00:00Z">
+        <w:r>
+          <w:delText xml:space="preserve"> </w:delText>
+        </w:r>
+      </w:del>
+      <w:del w:id="9" w:author="PR Preview" w:date="2026-01-01T00:00:00Z">
+        <w:r>
+          <w:delText xml:space="preserve">in pure mathematics (</w:delText>
+        </w:r>
+      </w:del>
+      <w:del w:id="10" w:author="PR Preview" w:date="2026-01-01T00:00:00Z">
+        <w:r>
+          <w:delText xml:space="preserve">Axler (2024, Definition 7.7, p. 231)</w:delText>
+        </w:r>
+      </w:del>
+      <w:del w:id="11" w:author="PR Preview" w:date="2026-01-01T00:00:00Z">
+        <w:r>
+          <w:delText xml:space="preserve">),</w:delText>
+        </w:r>
+      </w:del>
+      <w:del w:id="12" w:author="PR Preview" w:date="2026-01-01T00:00:00Z">
+        <w:r>
+          <w:delText xml:space="preserve"> </w:delText>
+        </w:r>
+      </w:del>
       <m:oMath>
         <m:sSup>
           <m:e>
@@ -1289,35 +1321,51 @@
           </m:sup>
         </m:sSup>
       </m:oMath>
-      <w:r>
-        <w:t xml:space="preserve"> </w:t>
-      </w:r>
-      <w:r>
-        <w:t xml:space="preserve">(</w:t>
-      </w:r>
-      <w:r>
-        <w:t xml:space="preserve">“</w:t>
-      </w:r>
+      <w:del w:id="13" w:author="PR Preview" w:date="2026-01-01T00:00:00Z">
+        <w:r>
+          <w:delText xml:space="preserve"> </w:delText>
+        </w:r>
+      </w:del>
+      <w:del w:id="14" w:author="PR Preview" w:date="2026-01-01T00:00:00Z">
+        <w:r>
+          <w:delText xml:space="preserve">(</w:delText>
+        </w:r>
+      </w:del>
+      <w:del w:id="15" w:author="PR Preview" w:date="2026-01-01T00:00:00Z">
+        <w:r>
+          <w:delText xml:space="preserve">“</w:delText>
+        </w:r>
+      </w:del>
       <m:oMath>
         <m:r>
           <m:t>A</m:t>
         </m:r>
       </m:oMath>
-      <w:r>
-        <w:t xml:space="preserve">-dagger”</w:t>
-      </w:r>
-      <w:r>
-        <w:t xml:space="preserve">) in physics and quantum mechanics,</w:t>
-      </w:r>
-      <w:r>
-        <w:t xml:space="preserve"> </w:t>
-      </w:r>
-      <w:r>
-        <w:t xml:space="preserve">and</w:t>
-      </w:r>
-      <w:r>
-        <w:t xml:space="preserve"> </w:t>
-      </w:r>
+      <w:del w:id="16" w:author="PR Preview" w:date="2026-01-01T00:00:00Z">
+        <w:r>
+          <w:delText xml:space="preserve">-dagger”</w:delText>
+        </w:r>
+      </w:del>
+      <w:del w:id="17" w:author="PR Preview" w:date="2026-01-01T00:00:00Z">
+        <w:r>
+          <w:delText xml:space="preserve">) in physics and quantum mechanics,</w:delText>
+        </w:r>
+      </w:del>
+      <w:del w:id="18" w:author="PR Preview" w:date="2026-01-01T00:00:00Z">
+        <w:r>
+          <w:delText xml:space="preserve"> </w:delText>
+        </w:r>
+      </w:del>
+      <w:del w:id="19" w:author="PR Preview" w:date="2026-01-01T00:00:00Z">
+        <w:r>
+          <w:delText xml:space="preserve">and</w:delText>
+        </w:r>
+      </w:del>
+      <w:del w:id="20" w:author="PR Preview" w:date="2026-01-01T00:00:00Z">
+        <w:r>
+          <w:delText xml:space="preserve"> </w:delText>
+        </w:r>
+      </w:del>
       <m:oMath>
         <m:sSup>
           <m:e>
@@ -1339,21 +1387,31 @@
           </m:sup>
         </m:sSup>
       </m:oMath>
-      <w:r>
-        <w:t xml:space="preserve"> </w:t>
-      </w:r>
-      <w:r>
-        <w:t xml:space="preserve">in engineering, numerical linear algebra, and statistics.</w:t>
-      </w:r>
-      <w:r>
-        <w:t xml:space="preserve"> </w:t>
-      </w:r>
-      <w:r>
-        <w:t xml:space="preserve">These notes write</w:t>
-      </w:r>
-      <w:r>
-        <w:t xml:space="preserve"> </w:t>
-      </w:r>
+      <w:del w:id="21" w:author="PR Preview" w:date="2026-01-01T00:00:00Z">
+        <w:r>
+          <w:delText xml:space="preserve"> </w:delText>
+        </w:r>
+      </w:del>
+      <w:del w:id="22" w:author="PR Preview" w:date="2026-01-01T00:00:00Z">
+        <w:r>
+          <w:delText xml:space="preserve">in engineering, numerical linear algebra, and statistics.</w:delText>
+        </w:r>
+      </w:del>
+      <w:del w:id="23" w:author="PR Preview" w:date="2026-01-01T00:00:00Z">
+        <w:r>
+          <w:delText xml:space="preserve"> </w:delText>
+        </w:r>
+      </w:del>
+      <w:del w:id="24" w:author="PR Preview" w:date="2026-01-01T00:00:00Z">
+        <w:r>
+          <w:delText xml:space="preserve">These notes write</w:delText>
+        </w:r>
+      </w:del>
+      <w:del w:id="25" w:author="PR Preview" w:date="2026-01-01T00:00:00Z">
+        <w:r>
+          <w:delText xml:space="preserve"> </w:delText>
+        </w:r>
+      </w:del>
       <m:oMath>
         <m:sSup>
           <m:e>
@@ -1375,15 +1433,21 @@
           </m:sup>
         </m:sSup>
       </m:oMath>
-      <w:r>
-        <w:t xml:space="preserve"> </w:t>
-      </w:r>
-      <w:r>
-        <w:t xml:space="preserve">because</w:t>
-      </w:r>
-      <w:r>
-        <w:t xml:space="preserve"> </w:t>
-      </w:r>
+      <w:del w:id="26" w:author="PR Preview" w:date="2026-01-01T00:00:00Z">
+        <w:r>
+          <w:delText xml:space="preserve"> </w:delText>
+        </w:r>
+      </w:del>
+      <w:del w:id="27" w:author="PR Preview" w:date="2026-01-01T00:00:00Z">
+        <w:r>
+          <w:delText xml:space="preserve">because</w:delText>
+        </w:r>
+      </w:del>
+      <w:del w:id="28" w:author="PR Preview" w:date="2026-01-01T00:00:00Z">
+        <w:r>
+          <w:delText xml:space="preserve"> </w:delText>
+        </w:r>
+      </w:del>
       <m:oMath>
         <m:sSup>
           <m:e>
@@ -1401,15 +1465,21 @@
           </m:sup>
         </m:sSup>
       </m:oMath>
-      <w:r>
-        <w:t xml:space="preserve"> </w:t>
-      </w:r>
-      <w:r>
-        <w:t xml:space="preserve">is reserved for optimal points (as in</w:t>
-      </w:r>
-      <w:r>
-        <w:t xml:space="preserve"> </w:t>
-      </w:r>
+      <w:del w:id="29" w:author="PR Preview" w:date="2026-01-01T00:00:00Z">
+        <w:r>
+          <w:delText xml:space="preserve"> </w:delText>
+        </w:r>
+      </w:del>
+      <w:del w:id="30" w:author="PR Preview" w:date="2026-01-01T00:00:00Z">
+        <w:r>
+          <w:delText xml:space="preserve">is reserved for optimal points (as in</w:delText>
+        </w:r>
+      </w:del>
+      <w:del w:id="31" w:author="PR Preview" w:date="2026-01-01T00:00:00Z">
+        <w:r>
+          <w:delText xml:space="preserve"> </w:delText>
+        </w:r>
+      </w:del>
       <m:oMath>
         <m:sSup>
           <m:e>
@@ -1439,18 +1509,26 @@
           </m:sup>
         </m:sSup>
       </m:oMath>
-      <w:r>
-        <w:t xml:space="preserve">)</w:t>
-      </w:r>
-      <w:r>
-        <w:t xml:space="preserve"> </w:t>
-      </w:r>
-      <w:r>
-        <w:t xml:space="preserve">and</w:t>
-      </w:r>
-      <w:r>
-        <w:t xml:space="preserve"> </w:t>
-      </w:r>
+      <w:del w:id="32" w:author="PR Preview" w:date="2026-01-01T00:00:00Z">
+        <w:r>
+          <w:delText xml:space="preserve">)</w:delText>
+        </w:r>
+      </w:del>
+      <w:del w:id="33" w:author="PR Preview" w:date="2026-01-01T00:00:00Z">
+        <w:r>
+          <w:delText xml:space="preserve"> </w:delText>
+        </w:r>
+      </w:del>
+      <w:del w:id="34" w:author="PR Preview" w:date="2026-01-01T00:00:00Z">
+        <w:r>
+          <w:delText xml:space="preserve">and</w:delText>
+        </w:r>
+      </w:del>
+      <w:del w:id="35" w:author="PR Preview" w:date="2026-01-01T00:00:00Z">
+        <w:r>
+          <w:delText xml:space="preserve"> </w:delText>
+        </w:r>
+      </w:del>
       <m:oMath>
         <m:sSup>
           <m:e>
@@ -1468,12 +1546,321 @@
           </m:sup>
         </m:sSup>
       </m:oMath>
-      <w:r>
-        <w:t xml:space="preserve"> </w:t>
-      </w:r>
-      <w:r>
-        <w:t xml:space="preserve">frequently denotes the Moore-Penrose pseudoinverse in the broader literature.</w:t>
-      </w:r>
+      <w:del w:id="36" w:author="PR Preview" w:date="2026-01-01T00:00:00Z">
+        <w:r>
+          <w:delText xml:space="preserve"> </w:delText>
+        </w:r>
+      </w:del>
+      <w:del w:id="37" w:author="PR Preview" w:date="2026-01-01T00:00:00Z">
+        <w:r>
+          <w:delText xml:space="preserve">frequently denotes the Moore-Penrose pseudoinverse in the broader literature.</w:delText>
+        </w:r>
+      </w:del>
+    </w:p>
+    <w:p>
+      <w:pPr>
+        <w:pStyle w:val="FirstParagraph"/>
+      </w:pPr>
+      <w:ins w:id="38" w:author="PR Preview" w:date="2026-01-01T00:00:00Z">
+        <w:r>
+          <w:rPr>
+            <w:i/>
+            <w:iCs/>
+          </w:rPr>
+          <w:t xml:space="preserve">Remark 1</w:t>
+        </w:r>
+      </w:ins>
+      <w:ins w:id="39" w:author="PR Preview" w:date="2026-01-01T00:00:00Z">
+        <w:r>
+          <w:t xml:space="preserve"> (Notation for the conjugate transpose). </w:t>
+        </w:r>
+      </w:ins>
+      <w:ins w:id="40" w:author="PR Preview" w:date="2026-01-01T00:00:00Z">
+        <w:r>
+          <w:t xml:space="preserve">The operation is denoted variously across mathematics and physics:</w:t>
+        </w:r>
+      </w:ins>
+      <w:ins w:id="41" w:author="PR Preview" w:date="2026-01-01T00:00:00Z">
+        <w:r>
+          <w:t xml:space="preserve"> </w:t>
+        </w:r>
+      </w:ins>
+      <m:oMath>
+        <m:sSup>
+          <m:e>
+            <m:r>
+              <m:rPr>
+                <m:sty m:val="bi"/>
+              </m:rPr>
+              <m:t>A</m:t>
+            </m:r>
+          </m:e>
+          <m:sup>
+            <m:r>
+              <m:rPr>
+                <m:sty m:val="p"/>
+              </m:rPr>
+              <m:t>*</m:t>
+            </m:r>
+          </m:sup>
+        </m:sSup>
+      </m:oMath>
+      <w:ins w:id="42" w:author="PR Preview" w:date="2026-01-01T00:00:00Z">
+        <w:r>
+          <w:t xml:space="preserve"> </w:t>
+        </w:r>
+      </w:ins>
+      <w:ins w:id="43" w:author="PR Preview" w:date="2026-01-01T00:00:00Z">
+        <w:r>
+          <w:t xml:space="preserve">in pure mathematics (</w:t>
+        </w:r>
+      </w:ins>
+      <w:ins w:id="44" w:author="PR Preview" w:date="2026-01-01T00:00:00Z">
+        <w:r>
+          <w:t xml:space="preserve">Axler (2024, Definition 7.7, p. 231)</w:t>
+        </w:r>
+      </w:ins>
+      <w:ins w:id="45" w:author="PR Preview" w:date="2026-01-01T00:00:00Z">
+        <w:r>
+          <w:t xml:space="preserve">),</w:t>
+        </w:r>
+      </w:ins>
+      <w:ins w:id="46" w:author="PR Preview" w:date="2026-01-01T00:00:00Z">
+        <w:r>
+          <w:t xml:space="preserve"> </w:t>
+        </w:r>
+      </w:ins>
+      <m:oMath>
+        <m:sSup>
+          <m:e>
+            <m:r>
+              <m:rPr>
+                <m:sty m:val="bi"/>
+              </m:rPr>
+              <m:t>A</m:t>
+            </m:r>
+          </m:e>
+          <m:sup>
+            <m:r>
+              <m:rPr>
+                <m:sty m:val="p"/>
+              </m:rPr>
+              <m:t>†</m:t>
+            </m:r>
+          </m:sup>
+        </m:sSup>
+      </m:oMath>
+      <w:ins w:id="47" w:author="PR Preview" w:date="2026-01-01T00:00:00Z">
+        <w:r>
+          <w:t xml:space="preserve"> </w:t>
+        </w:r>
+      </w:ins>
+      <w:ins w:id="48" w:author="PR Preview" w:date="2026-01-01T00:00:00Z">
+        <w:r>
+          <w:t xml:space="preserve">(</w:t>
+        </w:r>
+      </w:ins>
+      <w:ins w:id="49" w:author="PR Preview" w:date="2026-01-01T00:00:00Z">
+        <w:r>
+          <w:t xml:space="preserve">“</w:t>
+        </w:r>
+      </w:ins>
+      <m:oMath>
+        <m:r>
+          <m:t>A</m:t>
+        </m:r>
+      </m:oMath>
+      <w:ins w:id="50" w:author="PR Preview" w:date="2026-01-01T00:00:00Z">
+        <w:r>
+          <w:t xml:space="preserve">-dagger”</w:t>
+        </w:r>
+      </w:ins>
+      <w:ins w:id="51" w:author="PR Preview" w:date="2026-01-01T00:00:00Z">
+        <w:r>
+          <w:t xml:space="preserve">) in physics and quantum mechanics,</w:t>
+        </w:r>
+      </w:ins>
+      <w:ins w:id="52" w:author="PR Preview" w:date="2026-01-01T00:00:00Z">
+        <w:r>
+          <w:t xml:space="preserve"> </w:t>
+        </w:r>
+      </w:ins>
+      <w:ins w:id="53" w:author="PR Preview" w:date="2026-01-01T00:00:00Z">
+        <w:r>
+          <w:t xml:space="preserve">and</w:t>
+        </w:r>
+      </w:ins>
+      <w:ins w:id="54" w:author="PR Preview" w:date="2026-01-01T00:00:00Z">
+        <w:r>
+          <w:t xml:space="preserve"> </w:t>
+        </w:r>
+      </w:ins>
+      <m:oMath>
+        <m:sSup>
+          <m:e>
+            <m:r>
+              <m:rPr>
+                <m:sty m:val="bi"/>
+              </m:rPr>
+              <m:t>A</m:t>
+            </m:r>
+          </m:e>
+          <m:sup>
+            <m:r>
+              <m:rPr>
+                <m:scr m:val="sans-serif"/>
+                <m:sty m:val="p"/>
+              </m:rPr>
+              <m:t>H</m:t>
+            </m:r>
+          </m:sup>
+        </m:sSup>
+      </m:oMath>
+      <w:ins w:id="55" w:author="PR Preview" w:date="2026-01-01T00:00:00Z">
+        <w:r>
+          <w:t xml:space="preserve"> </w:t>
+        </w:r>
+      </w:ins>
+      <w:ins w:id="56" w:author="PR Preview" w:date="2026-01-01T00:00:00Z">
+        <w:r>
+          <w:t xml:space="preserve">in engineering, numerical linear algebra, and statistics.</w:t>
+        </w:r>
+      </w:ins>
+      <w:ins w:id="57" w:author="PR Preview" w:date="2026-01-01T00:00:00Z">
+        <w:r>
+          <w:t xml:space="preserve"> </w:t>
+        </w:r>
+      </w:ins>
+      <w:ins w:id="58" w:author="PR Preview" w:date="2026-01-01T00:00:00Z">
+        <w:r>
+          <w:t xml:space="preserve">These notes write</w:t>
+        </w:r>
+      </w:ins>
+      <w:ins w:id="59" w:author="PR Preview" w:date="2026-01-01T00:00:00Z">
+        <w:r>
+          <w:t xml:space="preserve"> </w:t>
+        </w:r>
+      </w:ins>
+      <m:oMath>
+        <m:sSup>
+          <m:e>
+            <m:r>
+              <m:rPr>
+                <m:sty m:val="bi"/>
+              </m:rPr>
+              <m:t>A</m:t>
+            </m:r>
+          </m:e>
+          <m:sup>
+            <m:r>
+              <m:rPr>
+                <m:scr m:val="sans-serif"/>
+                <m:sty m:val="p"/>
+              </m:rPr>
+              <m:t>H</m:t>
+            </m:r>
+          </m:sup>
+        </m:sSup>
+      </m:oMath>
+      <w:ins w:id="60" w:author="PR Preview" w:date="2026-01-01T00:00:00Z">
+        <w:r>
+          <w:t xml:space="preserve"> </w:t>
+        </w:r>
+      </w:ins>
+      <w:ins w:id="61" w:author="PR Preview" w:date="2026-01-01T00:00:00Z">
+        <w:r>
+          <w:t xml:space="preserve">because</w:t>
+        </w:r>
+      </w:ins>
+      <w:ins w:id="62" w:author="PR Preview" w:date="2026-01-01T00:00:00Z">
+        <w:r>
+          <w:t xml:space="preserve"> </w:t>
+        </w:r>
+      </w:ins>
+      <m:oMath>
+        <m:sSup>
+          <m:e>
+            <m:r>
+              <m:t>​</m:t>
+            </m:r>
+          </m:e>
+          <m:sup>
+            <m:r>
+              <m:rPr>
+                <m:sty m:val="p"/>
+              </m:rPr>
+              <m:t>*</m:t>
+            </m:r>
+          </m:sup>
+        </m:sSup>
+      </m:oMath>
+      <w:ins w:id="63" w:author="PR Preview" w:date="2026-01-01T00:00:00Z">
+        <w:r>
+          <w:t xml:space="preserve"> </w:t>
+        </w:r>
+      </w:ins>
+      <w:ins w:id="64" w:author="PR Preview" w:date="2026-01-01T00:00:00Z">
+        <w:r>
+          <w:t xml:space="preserve">is reserved for optimal points (as in</w:t>
+        </w:r>
+      </w:ins>
+      <w:ins w:id="65" w:author="PR Preview" w:date="2026-01-01T00:00:00Z">
+        <w:r>
+          <w:t xml:space="preserve"> </w:t>
+        </w:r>
+      </w:ins>
+      <w:ins w:id="66" w:author="PR Preview" w:date="2026-01-01T00:00:00Z">
+        <w:r>
+          <w:t xml:space="preserve">$\mathord{\smash[b]{\underset{\raise.3ex\hbox{$\scriptstyle\sim$}}{x}}\vphantom{x}}^*$</w:t>
+        </w:r>
+      </w:ins>
+      <w:ins w:id="67" w:author="PR Preview" w:date="2026-01-01T00:00:00Z">
+        <w:r>
+          <w:t xml:space="preserve">)</w:t>
+        </w:r>
+      </w:ins>
+      <w:ins w:id="68" w:author="PR Preview" w:date="2026-01-01T00:00:00Z">
+        <w:r>
+          <w:t xml:space="preserve"> </w:t>
+        </w:r>
+      </w:ins>
+      <w:ins w:id="69" w:author="PR Preview" w:date="2026-01-01T00:00:00Z">
+        <w:r>
+          <w:t xml:space="preserve">and</w:t>
+        </w:r>
+      </w:ins>
+      <w:ins w:id="70" w:author="PR Preview" w:date="2026-01-01T00:00:00Z">
+        <w:r>
+          <w:t xml:space="preserve"> </w:t>
+        </w:r>
+      </w:ins>
+      <m:oMath>
+        <m:sSup>
+          <m:e>
+            <m:r>
+              <m:t>​</m:t>
+            </m:r>
+          </m:e>
+          <m:sup>
+            <m:r>
+              <m:rPr>
+                <m:sty m:val="p"/>
+              </m:rPr>
+              <m:t>†</m:t>
+            </m:r>
+          </m:sup>
+        </m:sSup>
+      </m:oMath>
+      <w:ins w:id="71" w:author="PR Preview" w:date="2026-01-01T00:00:00Z">
+        <w:r>
+          <w:t xml:space="preserve"> </w:t>
+        </w:r>
+      </w:ins>
+      <w:ins w:id="72" w:author="PR Preview" w:date="2026-01-01T00:00:00Z">
+        <w:r>
+          <w:t xml:space="preserve">frequently denotes the Moore-Penrose pseudoinverse in the broader literature.</w:t>
+        </w:r>
+      </w:ins>
     </w:p>
     <w:p>
       <w:pPr>
@@ -2221,22 +2608,30 @@
       <w:pPr>
         <w:pStyle w:val="BodyText"/>
       </w:pPr>
-      <w:r>
-        <w:rPr>
-          <w:i/>
-          <w:iCs/>
-        </w:rPr>
-        <w:t xml:space="preserve">Remark 2</w:t>
-      </w:r>
-      <w:r>
-        <w:t xml:space="preserve"> (Conjugate transpose of a complex vector). </w:t>
-      </w:r>
-      <w:r>
-        <w:t xml:space="preserve">The conjugate transpose of a column vector</w:t>
-      </w:r>
-      <w:r>
-        <w:t xml:space="preserve"> </w:t>
-      </w:r>
+      <w:del w:id="73" w:author="PR Preview" w:date="2026-01-01T00:00:00Z">
+        <w:r>
+          <w:rPr>
+            <w:i/>
+            <w:iCs/>
+          </w:rPr>
+          <w:delText xml:space="preserve">Remark 2</w:delText>
+        </w:r>
+      </w:del>
+      <w:del w:id="74" w:author="PR Preview" w:date="2026-01-01T00:00:00Z">
+        <w:r>
+          <w:delText xml:space="preserve"> (Conjugate transpose of a complex vector). </w:delText>
+        </w:r>
+      </w:del>
+      <w:del w:id="75" w:author="PR Preview" w:date="2026-01-01T00:00:00Z">
+        <w:r>
+          <w:delText xml:space="preserve">The conjugate transpose of a column vector</w:delText>
+        </w:r>
+      </w:del>
+      <w:del w:id="76" w:author="PR Preview" w:date="2026-01-01T00:00:00Z">
+        <w:r>
+          <w:delText xml:space="preserve"> </w:delText>
+        </w:r>
+      </w:del>
       <m:oMath>
         <m:limLow>
           <m:e>
@@ -2276,15 +2671,21 @@
           </m:sup>
         </m:sSup>
       </m:oMath>
-      <w:r>
-        <w:t xml:space="preserve"> </w:t>
-      </w:r>
-      <w:r>
-        <w:t xml:space="preserve">is the</w:t>
-      </w:r>
-      <w:r>
-        <w:t xml:space="preserve"> </w:t>
-      </w:r>
+      <w:del w:id="77" w:author="PR Preview" w:date="2026-01-01T00:00:00Z">
+        <w:r>
+          <w:delText xml:space="preserve"> </w:delText>
+        </w:r>
+      </w:del>
+      <w:del w:id="78" w:author="PR Preview" w:date="2026-01-01T00:00:00Z">
+        <w:r>
+          <w:delText xml:space="preserve">is the</w:delText>
+        </w:r>
+      </w:del>
+      <w:del w:id="79" w:author="PR Preview" w:date="2026-01-01T00:00:00Z">
+        <w:r>
+          <w:delText xml:space="preserve"> </w:delText>
+        </w:r>
+      </w:del>
       <m:oMath>
         <m:r>
           <m:t>1</m:t>
@@ -2299,15 +2700,21 @@
           <m:t>p</m:t>
         </m:r>
       </m:oMath>
-      <w:r>
-        <w:t xml:space="preserve"> </w:t>
-      </w:r>
-      <w:r>
-        <w:t xml:space="preserve">row vector</w:t>
-      </w:r>
-      <w:r>
-        <w:t xml:space="preserve"> </w:t>
-      </w:r>
+      <w:del w:id="80" w:author="PR Preview" w:date="2026-01-01T00:00:00Z">
+        <w:r>
+          <w:delText xml:space="preserve"> </w:delText>
+        </w:r>
+      </w:del>
+      <w:del w:id="81" w:author="PR Preview" w:date="2026-01-01T00:00:00Z">
+        <w:r>
+          <w:delText xml:space="preserve">row vector</w:delText>
+        </w:r>
+      </w:del>
+      <w:del w:id="82" w:author="PR Preview" w:date="2026-01-01T00:00:00Z">
+        <w:r>
+          <w:delText xml:space="preserve"> </w:delText>
+        </w:r>
+      </w:del>
       <m:oMath>
         <m:sSup>
           <m:e>
@@ -2418,9 +2825,99 @@
           <m:t>]</m:t>
         </m:r>
       </m:oMath>
-      <w:r>
-        <w:t xml:space="preserve">.</w:t>
-      </w:r>
+      <w:del w:id="83" w:author="PR Preview" w:date="2026-01-01T00:00:00Z">
+        <w:r>
+          <w:delText xml:space="preserve">.</w:delText>
+        </w:r>
+      </w:del>
+    </w:p>
+    <w:p>
+      <w:pPr>
+        <w:pStyle w:val="BodyText"/>
+      </w:pPr>
+      <w:ins w:id="84" w:author="PR Preview" w:date="2026-01-01T00:00:00Z">
+        <w:r>
+          <w:rPr>
+            <w:i/>
+            <w:iCs/>
+          </w:rPr>
+          <w:t xml:space="preserve">Remark 2</w:t>
+        </w:r>
+      </w:ins>
+      <w:ins w:id="85" w:author="PR Preview" w:date="2026-01-01T00:00:00Z">
+        <w:r>
+          <w:t xml:space="preserve"> (Conjugate transpose of a complex vector). </w:t>
+        </w:r>
+      </w:ins>
+      <w:ins w:id="86" w:author="PR Preview" w:date="2026-01-01T00:00:00Z">
+        <w:r>
+          <w:t xml:space="preserve">The conjugate transpose of a column vector</w:t>
+        </w:r>
+      </w:ins>
+      <w:ins w:id="87" w:author="PR Preview" w:date="2026-01-01T00:00:00Z">
+        <w:r>
+          <w:t xml:space="preserve"> </w:t>
+        </w:r>
+      </w:ins>
+      <w:ins w:id="88" w:author="PR Preview" w:date="2026-01-01T00:00:00Z">
+        <w:r>
+          <w:t xml:space="preserve">$\mathord{\smash[b]{\underset{\raise.3ex\hbox{$\scriptstyle\sim$}}{z}}\vphantom{z}} \in \mathbb{C}^p$</w:t>
+        </w:r>
+      </w:ins>
+      <w:ins w:id="89" w:author="PR Preview" w:date="2026-01-01T00:00:00Z">
+        <w:r>
+          <w:t xml:space="preserve"> </w:t>
+        </w:r>
+      </w:ins>
+      <w:ins w:id="90" w:author="PR Preview" w:date="2026-01-01T00:00:00Z">
+        <w:r>
+          <w:t xml:space="preserve">is the</w:t>
+        </w:r>
+      </w:ins>
+      <w:ins w:id="91" w:author="PR Preview" w:date="2026-01-01T00:00:00Z">
+        <w:r>
+          <w:t xml:space="preserve"> </w:t>
+        </w:r>
+      </w:ins>
+      <m:oMath>
+        <m:r>
+          <m:t>1</m:t>
+        </m:r>
+        <m:r>
+          <m:rPr>
+            <m:sty m:val="p"/>
+          </m:rPr>
+          <m:t>×</m:t>
+        </m:r>
+        <m:r>
+          <m:t>p</m:t>
+        </m:r>
+      </m:oMath>
+      <w:ins w:id="92" w:author="PR Preview" w:date="2026-01-01T00:00:00Z">
+        <w:r>
+          <w:t xml:space="preserve"> </w:t>
+        </w:r>
+      </w:ins>
+      <w:ins w:id="93" w:author="PR Preview" w:date="2026-01-01T00:00:00Z">
+        <w:r>
+          <w:t xml:space="preserve">row vector</w:t>
+        </w:r>
+      </w:ins>
+      <w:ins w:id="94" w:author="PR Preview" w:date="2026-01-01T00:00:00Z">
+        <w:r>
+          <w:t xml:space="preserve"> </w:t>
+        </w:r>
+      </w:ins>
+      <w:ins w:id="95" w:author="PR Preview" w:date="2026-01-01T00:00:00Z">
+        <w:r>
+          <w:t xml:space="preserve">$\mathord{\smash[b]{\underset{\raise.3ex\hbox{$\scriptstyle\sim$}}{z}}\vphantom{z}}^{\mathsf{H}} = [\overline{z_1},\; \ldots,\; \overline{z_p}]$</w:t>
+        </w:r>
+      </w:ins>
+      <w:ins w:id="96" w:author="PR Preview" w:date="2026-01-01T00:00:00Z">
+        <w:r>
+          <w:t xml:space="preserve">.</w:t>
+        </w:r>
+      </w:ins>
     </w:p>
     <w:bookmarkEnd w:id="18"/>
     <w:bookmarkStart w:id="19" w:name="thm-hermitian-adjoint-properties"/>
@@ -5437,22 +5934,30 @@
       <w:pPr>
         <w:pStyle w:val="BodyText"/>
       </w:pPr>
-      <w:r>
-        <w:rPr>
-          <w:b/>
-          <w:bCs/>
-        </w:rPr>
-        <w:t xml:space="preserve">Theorem 2 (The adjoint property for inner products)</w:t>
-      </w:r>
-      <w:r>
-        <w:t xml:space="preserve"> </w:t>
-      </w:r>
-      <w:r>
-        <w:t xml:space="preserve">Let</w:t>
-      </w:r>
-      <w:r>
-        <w:t xml:space="preserve"> </w:t>
-      </w:r>
+      <w:del w:id="97" w:author="PR Preview" w:date="2026-01-01T00:00:00Z">
+        <w:r>
+          <w:rPr>
+            <w:b/>
+            <w:bCs/>
+          </w:rPr>
+          <w:delText xml:space="preserve">Theorem 2 (The adjoint property for inner products)</w:delText>
+        </w:r>
+      </w:del>
+      <w:del w:id="98" w:author="PR Preview" w:date="2026-01-01T00:00:00Z">
+        <w:r>
+          <w:delText xml:space="preserve"> </w:delText>
+        </w:r>
+      </w:del>
+      <w:del w:id="99" w:author="PR Preview" w:date="2026-01-01T00:00:00Z">
+        <w:r>
+          <w:delText xml:space="preserve">Let</w:delText>
+        </w:r>
+      </w:del>
+      <w:del w:id="100" w:author="PR Preview" w:date="2026-01-01T00:00:00Z">
+        <w:r>
+          <w:delText xml:space="preserve"> </w:delText>
+        </w:r>
+      </w:del>
       <m:oMath>
         <m:r>
           <m:rPr>
@@ -5461,15 +5966,21 @@
           <m:t>A</m:t>
         </m:r>
       </m:oMath>
-      <w:r>
-        <w:t xml:space="preserve"> </w:t>
-      </w:r>
-      <w:r>
-        <w:t xml:space="preserve">be an</w:t>
-      </w:r>
-      <w:r>
-        <w:t xml:space="preserve"> </w:t>
-      </w:r>
+      <w:del w:id="101" w:author="PR Preview" w:date="2026-01-01T00:00:00Z">
+        <w:r>
+          <w:delText xml:space="preserve"> </w:delText>
+        </w:r>
+      </w:del>
+      <w:del w:id="102" w:author="PR Preview" w:date="2026-01-01T00:00:00Z">
+        <w:r>
+          <w:delText xml:space="preserve">be an</w:delText>
+        </w:r>
+      </w:del>
+      <w:del w:id="103" w:author="PR Preview" w:date="2026-01-01T00:00:00Z">
+        <w:r>
+          <w:delText xml:space="preserve"> </w:delText>
+        </w:r>
+      </w:del>
       <m:oMath>
         <m:r>
           <m:t>m</m:t>
@@ -5484,21 +5995,31 @@
           <m:t>n</m:t>
         </m:r>
       </m:oMath>
-      <w:r>
-        <w:t xml:space="preserve"> </w:t>
-      </w:r>
-      <w:r>
-        <w:t xml:space="preserve">complex matrix.</w:t>
-      </w:r>
-      <w:r>
-        <w:t xml:space="preserve"> </w:t>
-      </w:r>
-      <w:r>
-        <w:t xml:space="preserve">Under the standard inner product on complex Euclidean space,</w:t>
-      </w:r>
-      <w:r>
-        <w:t xml:space="preserve"> </w:t>
-      </w:r>
+      <w:del w:id="104" w:author="PR Preview" w:date="2026-01-01T00:00:00Z">
+        <w:r>
+          <w:delText xml:space="preserve"> </w:delText>
+        </w:r>
+      </w:del>
+      <w:del w:id="105" w:author="PR Preview" w:date="2026-01-01T00:00:00Z">
+        <w:r>
+          <w:delText xml:space="preserve">complex matrix.</w:delText>
+        </w:r>
+      </w:del>
+      <w:del w:id="106" w:author="PR Preview" w:date="2026-01-01T00:00:00Z">
+        <w:r>
+          <w:delText xml:space="preserve"> </w:delText>
+        </w:r>
+      </w:del>
+      <w:del w:id="107" w:author="PR Preview" w:date="2026-01-01T00:00:00Z">
+        <w:r>
+          <w:delText xml:space="preserve">Under the standard inner product on complex Euclidean space,</w:delText>
+        </w:r>
+      </w:del>
+      <w:del w:id="108" w:author="PR Preview" w:date="2026-01-01T00:00:00Z">
+        <w:r>
+          <w:delText xml:space="preserve"> </w:delText>
+        </w:r>
+      </w:del>
       <m:oMath>
         <m:r>
           <m:t>​</m:t>
@@ -5615,9 +6136,11 @@
           </m:lim>
         </m:limLow>
       </m:oMath>
-      <w:r>
-        <w:t xml:space="preserve">,</w:t>
-      </w:r>
+      <w:del w:id="109" w:author="PR Preview" w:date="2026-01-01T00:00:00Z">
+        <w:r>
+          <w:delText xml:space="preserve">,</w:delText>
+        </w:r>
+      </w:del>
     </w:p>
     <w:p>
       <w:pPr>
@@ -5862,6 +6385,118 @@
           </m:r>
         </m:oMath>
       </m:oMathPara>
+    </w:p>
+    <w:p>
+      <w:pPr>
+        <w:pStyle w:val="BodyText"/>
+      </w:pPr>
+      <w:ins w:id="110" w:author="PR Preview" w:date="2026-01-01T00:00:00Z">
+        <w:r>
+          <w:rPr>
+            <w:b/>
+            <w:bCs/>
+          </w:rPr>
+          <w:t xml:space="preserve">Theorem 2 (The adjoint property for inner products)</w:t>
+        </w:r>
+      </w:ins>
+      <w:ins w:id="111" w:author="PR Preview" w:date="2026-01-01T00:00:00Z">
+        <w:r>
+          <w:t xml:space="preserve"> </w:t>
+        </w:r>
+      </w:ins>
+      <w:ins w:id="112" w:author="PR Preview" w:date="2026-01-01T00:00:00Z">
+        <w:r>
+          <w:t xml:space="preserve">Let</w:t>
+        </w:r>
+      </w:ins>
+      <w:ins w:id="113" w:author="PR Preview" w:date="2026-01-01T00:00:00Z">
+        <w:r>
+          <w:t xml:space="preserve"> </w:t>
+        </w:r>
+      </w:ins>
+      <m:oMath>
+        <m:r>
+          <m:rPr>
+            <m:sty m:val="bi"/>
+          </m:rPr>
+          <m:t>A</m:t>
+        </m:r>
+      </m:oMath>
+      <w:ins w:id="114" w:author="PR Preview" w:date="2026-01-01T00:00:00Z">
+        <w:r>
+          <w:t xml:space="preserve"> </w:t>
+        </w:r>
+      </w:ins>
+      <w:ins w:id="115" w:author="PR Preview" w:date="2026-01-01T00:00:00Z">
+        <w:r>
+          <w:t xml:space="preserve">be an</w:t>
+        </w:r>
+      </w:ins>
+      <w:ins w:id="116" w:author="PR Preview" w:date="2026-01-01T00:00:00Z">
+        <w:r>
+          <w:t xml:space="preserve"> </w:t>
+        </w:r>
+      </w:ins>
+      <m:oMath>
+        <m:r>
+          <m:t>m</m:t>
+        </m:r>
+        <m:r>
+          <m:rPr>
+            <m:sty m:val="p"/>
+          </m:rPr>
+          <m:t>×</m:t>
+        </m:r>
+        <m:r>
+          <m:t>n</m:t>
+        </m:r>
+      </m:oMath>
+      <w:ins w:id="117" w:author="PR Preview" w:date="2026-01-01T00:00:00Z">
+        <w:r>
+          <w:t xml:space="preserve"> </w:t>
+        </w:r>
+      </w:ins>
+      <w:ins w:id="118" w:author="PR Preview" w:date="2026-01-01T00:00:00Z">
+        <w:r>
+          <w:t xml:space="preserve">complex matrix.</w:t>
+        </w:r>
+      </w:ins>
+      <w:ins w:id="119" w:author="PR Preview" w:date="2026-01-01T00:00:00Z">
+        <w:r>
+          <w:t xml:space="preserve"> </w:t>
+        </w:r>
+      </w:ins>
+      <w:ins w:id="120" w:author="PR Preview" w:date="2026-01-01T00:00:00Z">
+        <w:r>
+          <w:t xml:space="preserve">Under the standard inner product on complex Euclidean space,</w:t>
+        </w:r>
+      </w:ins>
+      <w:ins w:id="121" w:author="PR Preview" w:date="2026-01-01T00:00:00Z">
+        <w:r>
+          <w:t xml:space="preserve"> </w:t>
+        </w:r>
+      </w:ins>
+      <w:ins w:id="122" w:author="PR Preview" w:date="2026-01-01T00:00:00Z">
+        <w:r>
+          <w:t xml:space="preserve">$\mathopen{}\left\langle \mathord{\smash[b]{\underset{\raise.3ex\hbox{$\scriptstyle\sim$}}{u}}\vphantom{u}}, \mathord{\smash[b]{\underset{\raise.3ex\hbox{$\scriptstyle\sim$}}{v}}\vphantom{v}}\right\rangle\mathclose{} \stackrel{\text{def}}{=}\mathord{\smash[b]{\underset{\raise.3ex\hbox{$\scriptstyle\sim$}}{u}}\vphantom{u}}^{\mathsf{H}}\mathord{\smash[b]{\underset{\raise.3ex\hbox{$\scriptstyle\sim$}}{v}}\vphantom{v}}$</w:t>
+        </w:r>
+      </w:ins>
+      <w:ins w:id="123" w:author="PR Preview" w:date="2026-01-01T00:00:00Z">
+        <w:r>
+          <w:t xml:space="preserve">,</w:t>
+        </w:r>
+      </w:ins>
+    </w:p>
+    <w:p>
+      <w:pPr>
+        <w:pStyle w:val="BodyText"/>
+      </w:pPr>
+      <w:ins w:id="124" w:author="PR Preview" w:date="2026-01-01T00:00:00Z">
+        <w:r>
+          <w:t xml:space="preserve">$$\mathopen{}\left\langle \mathbf{A}\mathord{\smash[b]{\underset{\raise.3ex\hbox{$\scriptstyle\sim$}}{u}}\vphantom{u}}, \mathord{\smash[b]{\underset{\raise.3ex\hbox{$\scriptstyle\sim$}}{v}}\vphantom{v}}\right\rangle\mathclose{} = \mathopen{}\left\langle \mathord{\smash[b]{\underset{\raise.3ex\hbox{$\scriptstyle\sim$}}{u}}\vphantom{u}}, \mathbf{A}^{\mathsf{H}}\mathord{\smash[b]{\underset{\raise.3ex\hbox{$\scriptstyle\sim$}}{v}}\vphantom{v}}\right\rangle\mathclose{}
+    \quad \text{for all } \mathord{\smash[b]{\underset{\raise.3ex\hbox{$\scriptstyle\sim$}}{u}}\vphantom{u}} \in \mathbb{C}^n \text{ and } \mathord{\smash[b]{\underset{\raise.3ex\hbox{$\scriptstyle\sim$}}{v}}\vphantom{v}} \in \mathbb{C}^m.$$</w:t>
+        </w:r>
+      </w:ins>
     </w:p>
     <w:bookmarkEnd w:id="20"/>
     <w:p>
@@ -6361,80 +6996,117 @@
         </m:oMath>
       </m:oMathPara>
     </w:p>
-    <w:bookmarkStart w:id="21" w:name="rem-adjoint-name"/>
     <w:p>
       <w:pPr>
         <w:pStyle w:val="FirstParagraph"/>
       </w:pPr>
-      <w:r>
-        <w:rPr>
-          <w:i/>
-          <w:iCs/>
-        </w:rPr>
-        <w:t xml:space="preserve">Remark 3</w:t>
-      </w:r>
-      <w:r>
-        <w:t xml:space="preserve"> (Where the name</w:t>
-      </w:r>
-      <w:r>
-        <w:t xml:space="preserve"> </w:t>
-      </w:r>
-      <w:r>
-        <w:t xml:space="preserve">“adjoint”</w:t>
-      </w:r>
-      <w:r>
-        <w:t xml:space="preserve"> </w:t>
-      </w:r>
-      <w:r>
-        <w:t xml:space="preserve">comes from). </w:t>
-      </w:r>
-      <w:r>
-        <w:t xml:space="preserve">This identity is the origin of the name</w:t>
-      </w:r>
-      <w:r>
-        <w:t xml:space="preserve"> </w:t>
-      </w:r>
-      <w:r>
-        <w:rPr>
-          <w:b/>
-          <w:bCs/>
-        </w:rPr>
-        <w:t xml:space="preserve">adjoint</w:t>
-      </w:r>
-      <w:r>
-        <w:t xml:space="preserve">:</w:t>
-      </w:r>
-      <w:r>
-        <w:t xml:space="preserve"> </w:t>
-      </w:r>
-      <w:r>
-        <w:t xml:space="preserve">in functional analysis and operator theory,</w:t>
-      </w:r>
-      <w:r>
-        <w:t xml:space="preserve"> </w:t>
-      </w:r>
-      <w:r>
-        <w:t xml:space="preserve">the</w:t>
-      </w:r>
-      <w:r>
-        <w:t xml:space="preserve"> </w:t>
-      </w:r>
-      <w:r>
-        <w:rPr>
-          <w:i/>
-          <w:iCs/>
-        </w:rPr>
-        <w:t xml:space="preserve">adjoint</w:t>
-      </w:r>
-      <w:r>
-        <w:t xml:space="preserve"> </w:t>
-      </w:r>
-      <w:r>
-        <w:t xml:space="preserve">of a linear map</w:t>
-      </w:r>
-      <w:r>
-        <w:t xml:space="preserve"> </w:t>
-      </w:r>
+      <w:del w:id="125" w:author="PR Preview" w:date="2026-01-01T00:00:00Z">
+        <w:r>
+          <w:rPr>
+            <w:i/>
+            <w:iCs/>
+          </w:rPr>
+          <w:delText xml:space="preserve">Remark 3</w:delText>
+        </w:r>
+      </w:del>
+      <w:del w:id="126" w:author="PR Preview" w:date="2026-01-01T00:00:00Z">
+        <w:r>
+          <w:delText xml:space="preserve"> (Where the name</w:delText>
+        </w:r>
+      </w:del>
+      <w:del w:id="127" w:author="PR Preview" w:date="2026-01-01T00:00:00Z">
+        <w:r>
+          <w:delText xml:space="preserve"> </w:delText>
+        </w:r>
+      </w:del>
+      <w:del w:id="128" w:author="PR Preview" w:date="2026-01-01T00:00:00Z">
+        <w:r>
+          <w:delText xml:space="preserve">“adjoint”</w:delText>
+        </w:r>
+      </w:del>
+      <w:del w:id="129" w:author="PR Preview" w:date="2026-01-01T00:00:00Z">
+        <w:r>
+          <w:delText xml:space="preserve"> </w:delText>
+        </w:r>
+      </w:del>
+      <w:del w:id="130" w:author="PR Preview" w:date="2026-01-01T00:00:00Z">
+        <w:r>
+          <w:delText xml:space="preserve">comes from). </w:delText>
+        </w:r>
+      </w:del>
+      <w:del w:id="131" w:author="PR Preview" w:date="2026-01-01T00:00:00Z">
+        <w:r>
+          <w:delText xml:space="preserve">This identity is the origin of the name</w:delText>
+        </w:r>
+      </w:del>
+      <w:del w:id="132" w:author="PR Preview" w:date="2026-01-01T00:00:00Z">
+        <w:r>
+          <w:delText xml:space="preserve"> </w:delText>
+        </w:r>
+      </w:del>
+      <w:del w:id="133" w:author="PR Preview" w:date="2026-01-01T00:00:00Z">
+        <w:r>
+          <w:rPr>
+            <w:b/>
+            <w:bCs/>
+          </w:rPr>
+          <w:delText xml:space="preserve">adjoint</w:delText>
+        </w:r>
+      </w:del>
+      <w:del w:id="134" w:author="PR Preview" w:date="2026-01-01T00:00:00Z">
+        <w:r>
+          <w:delText xml:space="preserve">:</w:delText>
+        </w:r>
+      </w:del>
+      <w:del w:id="135" w:author="PR Preview" w:date="2026-01-01T00:00:00Z">
+        <w:r>
+          <w:delText xml:space="preserve"> </w:delText>
+        </w:r>
+      </w:del>
+      <w:del w:id="136" w:author="PR Preview" w:date="2026-01-01T00:00:00Z">
+        <w:r>
+          <w:delText xml:space="preserve">in functional analysis and operator theory,</w:delText>
+        </w:r>
+      </w:del>
+      <w:del w:id="137" w:author="PR Preview" w:date="2026-01-01T00:00:00Z">
+        <w:r>
+          <w:delText xml:space="preserve"> </w:delText>
+        </w:r>
+      </w:del>
+      <w:del w:id="138" w:author="PR Preview" w:date="2026-01-01T00:00:00Z">
+        <w:r>
+          <w:delText xml:space="preserve">the</w:delText>
+        </w:r>
+      </w:del>
+      <w:del w:id="139" w:author="PR Preview" w:date="2026-01-01T00:00:00Z">
+        <w:r>
+          <w:delText xml:space="preserve"> </w:delText>
+        </w:r>
+      </w:del>
+      <w:del w:id="140" w:author="PR Preview" w:date="2026-01-01T00:00:00Z">
+        <w:r>
+          <w:rPr>
+            <w:i/>
+            <w:iCs/>
+          </w:rPr>
+          <w:delText xml:space="preserve">adjoint</w:delText>
+        </w:r>
+      </w:del>
+      <w:del w:id="141" w:author="PR Preview" w:date="2026-01-01T00:00:00Z">
+        <w:r>
+          <w:delText xml:space="preserve"> </w:delText>
+        </w:r>
+      </w:del>
+      <w:del w:id="142" w:author="PR Preview" w:date="2026-01-01T00:00:00Z">
+        <w:r>
+          <w:delText xml:space="preserve">of a linear map</w:delText>
+        </w:r>
+      </w:del>
+      <w:del w:id="143" w:author="PR Preview" w:date="2026-01-01T00:00:00Z">
+        <w:r>
+          <w:delText xml:space="preserve"> </w:delText>
+        </w:r>
+      </w:del>
       <m:oMath>
         <m:r>
           <m:t>T</m:t>
@@ -6458,15 +7130,21 @@
           <m:t>W</m:t>
         </m:r>
       </m:oMath>
-      <w:r>
-        <w:t xml:space="preserve"> </w:t>
-      </w:r>
-      <w:r>
-        <w:t xml:space="preserve">between inner product spaces is defined as the unique operator</w:t>
-      </w:r>
-      <w:r>
-        <w:t xml:space="preserve"> </w:t>
-      </w:r>
+      <w:del w:id="144" w:author="PR Preview" w:date="2026-01-01T00:00:00Z">
+        <w:r>
+          <w:delText xml:space="preserve"> </w:delText>
+        </w:r>
+      </w:del>
+      <w:del w:id="145" w:author="PR Preview" w:date="2026-01-01T00:00:00Z">
+        <w:r>
+          <w:delText xml:space="preserve">between inner product spaces is defined as the unique operator</w:delText>
+        </w:r>
+      </w:del>
+      <w:del w:id="146" w:author="PR Preview" w:date="2026-01-01T00:00:00Z">
+        <w:r>
+          <w:delText xml:space="preserve"> </w:delText>
+        </w:r>
+      </w:del>
       <m:oMath>
         <m:sSup>
           <m:e>
@@ -6502,15 +7180,21 @@
           <m:t>V</m:t>
         </m:r>
       </m:oMath>
-      <w:r>
-        <w:t xml:space="preserve"> </w:t>
-      </w:r>
-      <w:r>
-        <w:t xml:space="preserve">satisfying</w:t>
-      </w:r>
-      <w:r>
-        <w:t xml:space="preserve"> </w:t>
-      </w:r>
+      <w:del w:id="147" w:author="PR Preview" w:date="2026-01-01T00:00:00Z">
+        <w:r>
+          <w:delText xml:space="preserve"> </w:delText>
+        </w:r>
+      </w:del>
+      <w:del w:id="148" w:author="PR Preview" w:date="2026-01-01T00:00:00Z">
+        <w:r>
+          <w:delText xml:space="preserve">satisfying</w:delText>
+        </w:r>
+      </w:del>
+      <w:del w:id="149" w:author="PR Preview" w:date="2026-01-01T00:00:00Z">
+        <w:r>
+          <w:delText xml:space="preserve"> </w:delText>
+        </w:r>
+      </w:del>
       <m:oMath>
         <m:r>
           <m:t>​</m:t>
@@ -6641,61 +7325,91 @@
           <m:t>​</m:t>
         </m:r>
       </m:oMath>
-      <w:r>
-        <w:t xml:space="preserve"> </w:t>
-      </w:r>
-      <w:r>
-        <w:t xml:space="preserve">(</w:t>
-      </w:r>
-      <w:r>
-        <w:t xml:space="preserve">Axler (2024, Definition 7.1, p. 226)</w:t>
-      </w:r>
-      <w:r>
-        <w:t xml:space="preserve">).</w:t>
-      </w:r>
-      <w:r>
-        <w:t xml:space="preserve"> </w:t>
-      </w:r>
-      <w:r>
-        <w:t xml:space="preserve">When</w:t>
-      </w:r>
-      <w:r>
-        <w:t xml:space="preserve"> </w:t>
-      </w:r>
+      <w:del w:id="150" w:author="PR Preview" w:date="2026-01-01T00:00:00Z">
+        <w:r>
+          <w:delText xml:space="preserve"> </w:delText>
+        </w:r>
+      </w:del>
+      <w:del w:id="151" w:author="PR Preview" w:date="2026-01-01T00:00:00Z">
+        <w:r>
+          <w:delText xml:space="preserve">(</w:delText>
+        </w:r>
+      </w:del>
+      <w:del w:id="152" w:author="PR Preview" w:date="2026-01-01T00:00:00Z">
+        <w:r>
+          <w:delText xml:space="preserve">Axler (2024, Definition 7.1, p. 226)</w:delText>
+        </w:r>
+      </w:del>
+      <w:del w:id="153" w:author="PR Preview" w:date="2026-01-01T00:00:00Z">
+        <w:r>
+          <w:delText xml:space="preserve">).</w:delText>
+        </w:r>
+      </w:del>
+      <w:del w:id="154" w:author="PR Preview" w:date="2026-01-01T00:00:00Z">
+        <w:r>
+          <w:delText xml:space="preserve"> </w:delText>
+        </w:r>
+      </w:del>
+      <w:del w:id="155" w:author="PR Preview" w:date="2026-01-01T00:00:00Z">
+        <w:r>
+          <w:delText xml:space="preserve">When</w:delText>
+        </w:r>
+      </w:del>
+      <w:del w:id="156" w:author="PR Preview" w:date="2026-01-01T00:00:00Z">
+        <w:r>
+          <w:delText xml:space="preserve"> </w:delText>
+        </w:r>
+      </w:del>
       <m:oMath>
         <m:r>
           <m:t>V</m:t>
         </m:r>
       </m:oMath>
-      <w:r>
-        <w:t xml:space="preserve"> </w:t>
-      </w:r>
-      <w:r>
-        <w:t xml:space="preserve">and</w:t>
-      </w:r>
-      <w:r>
-        <w:t xml:space="preserve"> </w:t>
-      </w:r>
+      <w:del w:id="157" w:author="PR Preview" w:date="2026-01-01T00:00:00Z">
+        <w:r>
+          <w:delText xml:space="preserve"> </w:delText>
+        </w:r>
+      </w:del>
+      <w:del w:id="158" w:author="PR Preview" w:date="2026-01-01T00:00:00Z">
+        <w:r>
+          <w:delText xml:space="preserve">and</w:delText>
+        </w:r>
+      </w:del>
+      <w:del w:id="159" w:author="PR Preview" w:date="2026-01-01T00:00:00Z">
+        <w:r>
+          <w:delText xml:space="preserve"> </w:delText>
+        </w:r>
+      </w:del>
       <m:oMath>
         <m:r>
           <m:t>W</m:t>
         </m:r>
       </m:oMath>
-      <w:r>
-        <w:t xml:space="preserve"> </w:t>
-      </w:r>
-      <w:r>
-        <w:t xml:space="preserve">are finite-dimensional spaces equipped with their standard orthonormal bases,</w:t>
-      </w:r>
-      <w:r>
-        <w:t xml:space="preserve"> </w:t>
-      </w:r>
-      <w:r>
-        <w:t xml:space="preserve">the matrix representing the adjoint operator</w:t>
-      </w:r>
-      <w:r>
-        <w:t xml:space="preserve"> </w:t>
-      </w:r>
+      <w:del w:id="160" w:author="PR Preview" w:date="2026-01-01T00:00:00Z">
+        <w:r>
+          <w:delText xml:space="preserve"> </w:delText>
+        </w:r>
+      </w:del>
+      <w:del w:id="161" w:author="PR Preview" w:date="2026-01-01T00:00:00Z">
+        <w:r>
+          <w:delText xml:space="preserve">are finite-dimensional spaces equipped with their standard orthonormal bases,</w:delText>
+        </w:r>
+      </w:del>
+      <w:del w:id="162" w:author="PR Preview" w:date="2026-01-01T00:00:00Z">
+        <w:r>
+          <w:delText xml:space="preserve"> </w:delText>
+        </w:r>
+      </w:del>
+      <w:del w:id="163" w:author="PR Preview" w:date="2026-01-01T00:00:00Z">
+        <w:r>
+          <w:delText xml:space="preserve">the matrix representing the adjoint operator</w:delText>
+        </w:r>
+      </w:del>
+      <w:del w:id="164" w:author="PR Preview" w:date="2026-01-01T00:00:00Z">
+        <w:r>
+          <w:delText xml:space="preserve"> </w:delText>
+        </w:r>
+      </w:del>
       <m:oMath>
         <m:sSup>
           <m:e>
@@ -6713,15 +7427,21 @@
           </m:sup>
         </m:sSup>
       </m:oMath>
-      <w:r>
-        <w:t xml:space="preserve"> </w:t>
-      </w:r>
-      <w:r>
-        <w:t xml:space="preserve">is precisely the Hermitian adjoint matrix</w:t>
-      </w:r>
-      <w:r>
-        <w:t xml:space="preserve"> </w:t>
-      </w:r>
+      <w:del w:id="165" w:author="PR Preview" w:date="2026-01-01T00:00:00Z">
+        <w:r>
+          <w:delText xml:space="preserve"> </w:delText>
+        </w:r>
+      </w:del>
+      <w:del w:id="166" w:author="PR Preview" w:date="2026-01-01T00:00:00Z">
+        <w:r>
+          <w:delText xml:space="preserve">is precisely the Hermitian adjoint matrix</w:delText>
+        </w:r>
+      </w:del>
+      <w:del w:id="167" w:author="PR Preview" w:date="2026-01-01T00:00:00Z">
+        <w:r>
+          <w:delText xml:space="preserve"> </w:delText>
+        </w:r>
+      </w:del>
       <m:oMath>
         <m:sSup>
           <m:e>
@@ -6743,32 +7463,40 @@
           </m:sup>
         </m:sSup>
       </m:oMath>
-      <w:r>
-        <w:t xml:space="preserve"> </w:t>
-      </w:r>
-      <w:r>
-        <w:t xml:space="preserve">(</w:t>
-      </w:r>
-      <w:r>
-        <w:t xml:space="preserve">Axler (2024, Proposition 7.9, p. 231)</w:t>
-      </w:r>
-      <w:r>
-        <w:t xml:space="preserve">).</w:t>
-      </w:r>
+      <w:del w:id="168" w:author="PR Preview" w:date="2026-01-01T00:00:00Z">
+        <w:r>
+          <w:delText xml:space="preserve"> </w:delText>
+        </w:r>
+      </w:del>
+      <w:del w:id="169" w:author="PR Preview" w:date="2026-01-01T00:00:00Z">
+        <w:r>
+          <w:delText xml:space="preserve">(</w:delText>
+        </w:r>
+      </w:del>
+      <w:del w:id="170" w:author="PR Preview" w:date="2026-01-01T00:00:00Z">
+        <w:r>
+          <w:delText xml:space="preserve">Axler (2024, Proposition 7.9, p. 231)</w:delText>
+        </w:r>
+      </w:del>
+      <w:del w:id="171" w:author="PR Preview" w:date="2026-01-01T00:00:00Z">
+        <w:r>
+          <w:delText xml:space="preserve">).</w:delText>
+        </w:r>
+      </w:del>
     </w:p>
-    <w:bookmarkEnd w:id="21"/>
-    <w:bookmarkStart w:id="22" w:name="thm-zhz-sum-squares"/>
     <w:p>
       <w:pPr>
         <w:pStyle w:val="BodyText"/>
       </w:pPr>
-      <w:r>
-        <w:rPr>
-          <w:b/>
-          <w:bCs/>
-        </w:rPr>
-        <w:t xml:space="preserve">Theorem 3 (</w:t>
-      </w:r>
+      <w:del w:id="172" w:author="PR Preview" w:date="2026-01-01T00:00:00Z">
+        <w:r>
+          <w:rPr>
+            <w:b/>
+            <w:bCs/>
+          </w:rPr>
+          <w:delText xml:space="preserve">Theorem 3 (</w:delText>
+        </w:r>
+      </w:del>
       <m:oMath>
         <m:sSup>
           <m:e>
@@ -6814,29 +7542,39 @@
           </m:lim>
         </m:limLow>
       </m:oMath>
-      <w:r>
-        <w:rPr>
-          <w:b/>
-          <w:bCs/>
-        </w:rPr>
-        <w:t xml:space="preserve"> </w:t>
-      </w:r>
-      <w:r>
-        <w:rPr>
-          <w:b/>
-          <w:bCs/>
-        </w:rPr>
-        <w:t xml:space="preserve">is a sum of squared absolute values)</w:t>
-      </w:r>
-      <w:r>
-        <w:t xml:space="preserve"> </w:t>
-      </w:r>
-      <w:r>
-        <w:t xml:space="preserve">For every</w:t>
-      </w:r>
-      <w:r>
-        <w:t xml:space="preserve"> </w:t>
-      </w:r>
+      <w:del w:id="173" w:author="PR Preview" w:date="2026-01-01T00:00:00Z">
+        <w:r>
+          <w:rPr>
+            <w:b/>
+            <w:bCs/>
+          </w:rPr>
+          <w:delText xml:space="preserve"> </w:delText>
+        </w:r>
+      </w:del>
+      <w:del w:id="174" w:author="PR Preview" w:date="2026-01-01T00:00:00Z">
+        <w:r>
+          <w:rPr>
+            <w:b/>
+            <w:bCs/>
+          </w:rPr>
+          <w:delText xml:space="preserve">is a sum of squared absolute values)</w:delText>
+        </w:r>
+      </w:del>
+      <w:del w:id="175" w:author="PR Preview" w:date="2026-01-01T00:00:00Z">
+        <w:r>
+          <w:delText xml:space="preserve"> </w:delText>
+        </w:r>
+      </w:del>
+      <w:del w:id="176" w:author="PR Preview" w:date="2026-01-01T00:00:00Z">
+        <w:r>
+          <w:delText xml:space="preserve">For every</w:delText>
+        </w:r>
+      </w:del>
+      <w:del w:id="177" w:author="PR Preview" w:date="2026-01-01T00:00:00Z">
+        <w:r>
+          <w:delText xml:space="preserve"> </w:delText>
+        </w:r>
+      </w:del>
       <m:oMath>
         <m:limLow>
           <m:e>
@@ -6876,9 +7614,11 @@
           </m:sup>
         </m:sSup>
       </m:oMath>
-      <w:r>
-        <w:t xml:space="preserve">,</w:t>
-      </w:r>
+      <w:del w:id="178" w:author="PR Preview" w:date="2026-01-01T00:00:00Z">
+        <w:r>
+          <w:delText xml:space="preserve">,</w:delText>
+        </w:r>
+      </w:del>
     </w:p>
     <w:p>
       <w:pPr>
@@ -7080,32 +7820,46 @@
       <w:pPr>
         <w:pStyle w:val="FirstParagraph"/>
       </w:pPr>
-      <w:r>
-        <w:t xml:space="preserve">which is a nonnegative real number,</w:t>
-      </w:r>
-      <w:r>
-        <w:t xml:space="preserve"> </w:t>
-      </w:r>
-      <w:r>
-        <w:t xml:space="preserve">and is</w:t>
-      </w:r>
-      <w:r>
-        <w:t xml:space="preserve"> </w:t>
-      </w:r>
+      <w:del w:id="179" w:author="PR Preview" w:date="2026-01-01T00:00:00Z">
+        <w:r>
+          <w:delText xml:space="preserve">which is a nonnegative real number,</w:delText>
+        </w:r>
+      </w:del>
+      <w:del w:id="180" w:author="PR Preview" w:date="2026-01-01T00:00:00Z">
+        <w:r>
+          <w:delText xml:space="preserve"> </w:delText>
+        </w:r>
+      </w:del>
+      <w:del w:id="181" w:author="PR Preview" w:date="2026-01-01T00:00:00Z">
+        <w:r>
+          <w:delText xml:space="preserve">and is</w:delText>
+        </w:r>
+      </w:del>
+      <w:del w:id="182" w:author="PR Preview" w:date="2026-01-01T00:00:00Z">
+        <w:r>
+          <w:delText xml:space="preserve"> </w:delText>
+        </w:r>
+      </w:del>
       <m:oMath>
         <m:r>
           <m:t>0</m:t>
         </m:r>
       </m:oMath>
-      <w:r>
-        <w:t xml:space="preserve"> </w:t>
-      </w:r>
-      <w:r>
-        <w:t xml:space="preserve">only when</w:t>
-      </w:r>
-      <w:r>
-        <w:t xml:space="preserve"> </w:t>
-      </w:r>
+      <w:del w:id="183" w:author="PR Preview" w:date="2026-01-01T00:00:00Z">
+        <w:r>
+          <w:delText xml:space="preserve"> </w:delText>
+        </w:r>
+      </w:del>
+      <w:del w:id="184" w:author="PR Preview" w:date="2026-01-01T00:00:00Z">
+        <w:r>
+          <w:delText xml:space="preserve">only when</w:delText>
+        </w:r>
+      </w:del>
+      <w:del w:id="185" w:author="PR Preview" w:date="2026-01-01T00:00:00Z">
+        <w:r>
+          <w:delText xml:space="preserve"> </w:delText>
+        </w:r>
+      </w:del>
       <m:oMath>
         <m:limLow>
           <m:e>
@@ -7162,9 +7916,533 @@
           </m:sub>
         </m:sSub>
       </m:oMath>
-      <w:r>
-        <w:t xml:space="preserve">.</w:t>
-      </w:r>
+      <w:del w:id="186" w:author="PR Preview" w:date="2026-01-01T00:00:00Z">
+        <w:r>
+          <w:delText xml:space="preserve">.</w:delText>
+        </w:r>
+      </w:del>
+    </w:p>
+    <w:p>
+      <w:pPr>
+        <w:pStyle w:val="BodyText"/>
+      </w:pPr>
+      <w:ins w:id="187" w:author="PR Preview" w:date="2026-01-01T00:00:00Z">
+        <w:r>
+          <w:t xml:space="preserve">$$
+    \begin{aligned}
+    \mathopen{}\left\langle \mathbf{A}\mathord{\smash[b]{\underset{\raise.3ex\hbox{$\scriptstyle\sim$}}{u}}\vphantom{u}}, \mathord{\smash[b]{\underset{\raise.3ex\hbox{$\scriptstyle\sim$}}{v}}\vphantom{v}}\right\rangle\mathclose{}
+    &amp;= (\mathbf{A}\mathord{\smash[b]{\underset{\raise.3ex\hbox{$\scriptstyle\sim$}}{u}}\vphantom{u}})^{\mathsf{H}}\mathord{\smash[b]{\underset{\raise.3ex\hbox{$\scriptstyle\sim$}}{v}}\vphantom{v}}
+    &amp;&amp; \text{(definition of standard inner product)}
+    \\
+    &amp;= (\mathord{\smash[b]{\underset{\raise.3ex\hbox{$\scriptstyle\sim$}}{u}}\vphantom{u}}^{\mathsf{H}}\mathbf{A}^{\mathsf{H}})\mathord{\smash[b]{\underset{\raise.3ex\hbox{$\scriptstyle\sim$}}{v}}\vphantom{v}}
+    &amp;&amp; \text{(}\text{Theorem~1}\text{, reversal of products)}
+    \\
+    &amp;= \mathord{\smash[b]{\underset{\raise.3ex\hbox{$\scriptstyle\sim$}}{u}}\vphantom{u}}^{\mathsf{H}}(\mathbf{A}^{\mathsf{H}}\mathord{\smash[b]{\underset{\raise.3ex\hbox{$\scriptstyle\sim$}}{v}}\vphantom{v}})
+    &amp;&amp; \text{(associativity of matrix multiplication)}
+    \\
+    &amp;= \mathopen{}\left\langle \mathord{\smash[b]{\underset{\raise.3ex\hbox{$\scriptstyle\sim$}}{u}}\vphantom{u}}, \mathbf{A}^{\mathsf{H}}\mathord{\smash[b]{\underset{\raise.3ex\hbox{$\scriptstyle\sim$}}{v}}\vphantom{v}}\right\rangle\mathclose{}
+    &amp;&amp; \text{(definition of standard inner product)}.
+    \end{aligned}
+    $$</w:t>
+        </w:r>
+      </w:ins>
+    </w:p>
+    <w:bookmarkStart w:id="21" w:name="rem-adjoint-name"/>
+    <w:p>
+      <w:pPr>
+        <w:pStyle w:val="FirstParagraph"/>
+      </w:pPr>
+      <w:ins w:id="188" w:author="PR Preview" w:date="2026-01-01T00:00:00Z">
+        <w:r>
+          <w:rPr>
+            <w:i/>
+            <w:iCs/>
+          </w:rPr>
+          <w:t xml:space="preserve">Remark 3</w:t>
+        </w:r>
+      </w:ins>
+      <w:ins w:id="189" w:author="PR Preview" w:date="2026-01-01T00:00:00Z">
+        <w:r>
+          <w:t xml:space="preserve"> (Where the name</w:t>
+        </w:r>
+      </w:ins>
+      <w:ins w:id="190" w:author="PR Preview" w:date="2026-01-01T00:00:00Z">
+        <w:r>
+          <w:t xml:space="preserve"> </w:t>
+        </w:r>
+      </w:ins>
+      <w:ins w:id="191" w:author="PR Preview" w:date="2026-01-01T00:00:00Z">
+        <w:r>
+          <w:t xml:space="preserve">“adjoint”</w:t>
+        </w:r>
+      </w:ins>
+      <w:ins w:id="192" w:author="PR Preview" w:date="2026-01-01T00:00:00Z">
+        <w:r>
+          <w:t xml:space="preserve"> </w:t>
+        </w:r>
+      </w:ins>
+      <w:ins w:id="193" w:author="PR Preview" w:date="2026-01-01T00:00:00Z">
+        <w:r>
+          <w:t xml:space="preserve">comes from). </w:t>
+        </w:r>
+      </w:ins>
+      <w:ins w:id="194" w:author="PR Preview" w:date="2026-01-01T00:00:00Z">
+        <w:r>
+          <w:t xml:space="preserve">This identity is the origin of the name</w:t>
+        </w:r>
+      </w:ins>
+      <w:ins w:id="195" w:author="PR Preview" w:date="2026-01-01T00:00:00Z">
+        <w:r>
+          <w:t xml:space="preserve"> </w:t>
+        </w:r>
+      </w:ins>
+      <w:ins w:id="196" w:author="PR Preview" w:date="2026-01-01T00:00:00Z">
+        <w:r>
+          <w:rPr>
+            <w:b/>
+            <w:bCs/>
+          </w:rPr>
+          <w:t xml:space="preserve">adjoint</w:t>
+        </w:r>
+      </w:ins>
+      <w:ins w:id="197" w:author="PR Preview" w:date="2026-01-01T00:00:00Z">
+        <w:r>
+          <w:t xml:space="preserve">:</w:t>
+        </w:r>
+      </w:ins>
+      <w:ins w:id="198" w:author="PR Preview" w:date="2026-01-01T00:00:00Z">
+        <w:r>
+          <w:t xml:space="preserve"> </w:t>
+        </w:r>
+      </w:ins>
+      <w:ins w:id="199" w:author="PR Preview" w:date="2026-01-01T00:00:00Z">
+        <w:r>
+          <w:t xml:space="preserve">in functional analysis and operator theory,</w:t>
+        </w:r>
+      </w:ins>
+      <w:ins w:id="200" w:author="PR Preview" w:date="2026-01-01T00:00:00Z">
+        <w:r>
+          <w:t xml:space="preserve"> </w:t>
+        </w:r>
+      </w:ins>
+      <w:ins w:id="201" w:author="PR Preview" w:date="2026-01-01T00:00:00Z">
+        <w:r>
+          <w:t xml:space="preserve">the</w:t>
+        </w:r>
+      </w:ins>
+      <w:ins w:id="202" w:author="PR Preview" w:date="2026-01-01T00:00:00Z">
+        <w:r>
+          <w:t xml:space="preserve"> </w:t>
+        </w:r>
+      </w:ins>
+      <w:ins w:id="203" w:author="PR Preview" w:date="2026-01-01T00:00:00Z">
+        <w:r>
+          <w:rPr>
+            <w:i/>
+            <w:iCs/>
+          </w:rPr>
+          <w:t xml:space="preserve">adjoint</w:t>
+        </w:r>
+      </w:ins>
+      <w:ins w:id="204" w:author="PR Preview" w:date="2026-01-01T00:00:00Z">
+        <w:r>
+          <w:t xml:space="preserve"> </w:t>
+        </w:r>
+      </w:ins>
+      <w:ins w:id="205" w:author="PR Preview" w:date="2026-01-01T00:00:00Z">
+        <w:r>
+          <w:t xml:space="preserve">of a linear map</w:t>
+        </w:r>
+      </w:ins>
+      <w:ins w:id="206" w:author="PR Preview" w:date="2026-01-01T00:00:00Z">
+        <w:r>
+          <w:t xml:space="preserve"> </w:t>
+        </w:r>
+      </w:ins>
+      <m:oMath>
+        <m:r>
+          <m:t>T</m:t>
+        </m:r>
+        <m:r>
+          <m:rPr>
+            <m:sty m:val="p"/>
+          </m:rPr>
+          <m:t>:</m:t>
+        </m:r>
+        <m:r>
+          <m:t>V</m:t>
+        </m:r>
+        <m:r>
+          <m:rPr>
+            <m:sty m:val="p"/>
+          </m:rPr>
+          <m:t>→</m:t>
+        </m:r>
+        <m:r>
+          <m:t>W</m:t>
+        </m:r>
+      </m:oMath>
+      <w:ins w:id="207" w:author="PR Preview" w:date="2026-01-01T00:00:00Z">
+        <w:r>
+          <w:t xml:space="preserve"> </w:t>
+        </w:r>
+      </w:ins>
+      <w:ins w:id="208" w:author="PR Preview" w:date="2026-01-01T00:00:00Z">
+        <w:r>
+          <w:t xml:space="preserve">between inner product spaces is defined as the unique operator</w:t>
+        </w:r>
+      </w:ins>
+      <w:ins w:id="209" w:author="PR Preview" w:date="2026-01-01T00:00:00Z">
+        <w:r>
+          <w:t xml:space="preserve"> </w:t>
+        </w:r>
+      </w:ins>
+      <m:oMath>
+        <m:sSup>
+          <m:e>
+            <m:r>
+              <m:t>T</m:t>
+            </m:r>
+          </m:e>
+          <m:sup>
+            <m:r>
+              <m:rPr>
+                <m:sty m:val="p"/>
+              </m:rPr>
+              <m:t>*</m:t>
+            </m:r>
+          </m:sup>
+        </m:sSup>
+        <m:r>
+          <m:rPr>
+            <m:sty m:val="p"/>
+          </m:rPr>
+          <m:t>:</m:t>
+        </m:r>
+        <m:r>
+          <m:t>W</m:t>
+        </m:r>
+        <m:r>
+          <m:rPr>
+            <m:sty m:val="p"/>
+          </m:rPr>
+          <m:t>→</m:t>
+        </m:r>
+        <m:r>
+          <m:t>V</m:t>
+        </m:r>
+      </m:oMath>
+      <w:ins w:id="210" w:author="PR Preview" w:date="2026-01-01T00:00:00Z">
+        <w:r>
+          <w:t xml:space="preserve"> </w:t>
+        </w:r>
+      </w:ins>
+      <w:ins w:id="211" w:author="PR Preview" w:date="2026-01-01T00:00:00Z">
+        <w:r>
+          <w:t xml:space="preserve">satisfying</w:t>
+        </w:r>
+      </w:ins>
+      <w:ins w:id="212" w:author="PR Preview" w:date="2026-01-01T00:00:00Z">
+        <w:r>
+          <w:t xml:space="preserve"> </w:t>
+        </w:r>
+      </w:ins>
+      <w:ins w:id="213" w:author="PR Preview" w:date="2026-01-01T00:00:00Z">
+        <w:r>
+          <w:t xml:space="preserve">$\mathopen{}\left\langle T\mathord{\smash[b]{\underset{\raise.3ex\hbox{$\scriptstyle\sim$}}{u}}\vphantom{u}}, \mathord{\smash[b]{\underset{\raise.3ex\hbox{$\scriptstyle\sim$}}{v}}\vphantom{v}}\right\rangle\mathclose{} = \mathopen{}\left\langle \mathord{\smash[b]{\underset{\raise.3ex\hbox{$\scriptstyle\sim$}}{u}}\vphantom{u}}, T^*\mathord{\smash[b]{\underset{\raise.3ex\hbox{$\scriptstyle\sim$}}{v}}\vphantom{v}}\right\rangle\mathclose{}$</w:t>
+        </w:r>
+      </w:ins>
+      <w:ins w:id="214" w:author="PR Preview" w:date="2026-01-01T00:00:00Z">
+        <w:r>
+          <w:t xml:space="preserve"> </w:t>
+        </w:r>
+      </w:ins>
+      <w:ins w:id="215" w:author="PR Preview" w:date="2026-01-01T00:00:00Z">
+        <w:r>
+          <w:t xml:space="preserve">(</w:t>
+        </w:r>
+      </w:ins>
+      <w:ins w:id="216" w:author="PR Preview" w:date="2026-01-01T00:00:00Z">
+        <w:r>
+          <w:t xml:space="preserve">Axler (2024, Definition 7.1, p. 226)</w:t>
+        </w:r>
+      </w:ins>
+      <w:ins w:id="217" w:author="PR Preview" w:date="2026-01-01T00:00:00Z">
+        <w:r>
+          <w:t xml:space="preserve">).</w:t>
+        </w:r>
+      </w:ins>
+      <w:ins w:id="218" w:author="PR Preview" w:date="2026-01-01T00:00:00Z">
+        <w:r>
+          <w:t xml:space="preserve"> </w:t>
+        </w:r>
+      </w:ins>
+      <w:ins w:id="219" w:author="PR Preview" w:date="2026-01-01T00:00:00Z">
+        <w:r>
+          <w:t xml:space="preserve">When</w:t>
+        </w:r>
+      </w:ins>
+      <w:ins w:id="220" w:author="PR Preview" w:date="2026-01-01T00:00:00Z">
+        <w:r>
+          <w:t xml:space="preserve"> </w:t>
+        </w:r>
+      </w:ins>
+      <m:oMath>
+        <m:r>
+          <m:t>V</m:t>
+        </m:r>
+      </m:oMath>
+      <w:ins w:id="221" w:author="PR Preview" w:date="2026-01-01T00:00:00Z">
+        <w:r>
+          <w:t xml:space="preserve"> </w:t>
+        </w:r>
+      </w:ins>
+      <w:ins w:id="222" w:author="PR Preview" w:date="2026-01-01T00:00:00Z">
+        <w:r>
+          <w:t xml:space="preserve">and</w:t>
+        </w:r>
+      </w:ins>
+      <w:ins w:id="223" w:author="PR Preview" w:date="2026-01-01T00:00:00Z">
+        <w:r>
+          <w:t xml:space="preserve"> </w:t>
+        </w:r>
+      </w:ins>
+      <m:oMath>
+        <m:r>
+          <m:t>W</m:t>
+        </m:r>
+      </m:oMath>
+      <w:ins w:id="224" w:author="PR Preview" w:date="2026-01-01T00:00:00Z">
+        <w:r>
+          <w:t xml:space="preserve"> </w:t>
+        </w:r>
+      </w:ins>
+      <w:ins w:id="225" w:author="PR Preview" w:date="2026-01-01T00:00:00Z">
+        <w:r>
+          <w:t xml:space="preserve">are finite-dimensional spaces equipped with their standard orthonormal bases,</w:t>
+        </w:r>
+      </w:ins>
+      <w:ins w:id="226" w:author="PR Preview" w:date="2026-01-01T00:00:00Z">
+        <w:r>
+          <w:t xml:space="preserve"> </w:t>
+        </w:r>
+      </w:ins>
+      <w:ins w:id="227" w:author="PR Preview" w:date="2026-01-01T00:00:00Z">
+        <w:r>
+          <w:t xml:space="preserve">the matrix representing the adjoint operator</w:t>
+        </w:r>
+      </w:ins>
+      <w:ins w:id="228" w:author="PR Preview" w:date="2026-01-01T00:00:00Z">
+        <w:r>
+          <w:t xml:space="preserve"> </w:t>
+        </w:r>
+      </w:ins>
+      <m:oMath>
+        <m:sSup>
+          <m:e>
+            <m:r>
+              <m:t>T</m:t>
+            </m:r>
+          </m:e>
+          <m:sup>
+            <m:r>
+              <m:rPr>
+                <m:sty m:val="p"/>
+              </m:rPr>
+              <m:t>*</m:t>
+            </m:r>
+          </m:sup>
+        </m:sSup>
+      </m:oMath>
+      <w:ins w:id="229" w:author="PR Preview" w:date="2026-01-01T00:00:00Z">
+        <w:r>
+          <w:t xml:space="preserve"> </w:t>
+        </w:r>
+      </w:ins>
+      <w:ins w:id="230" w:author="PR Preview" w:date="2026-01-01T00:00:00Z">
+        <w:r>
+          <w:t xml:space="preserve">is precisely the Hermitian adjoint matrix</w:t>
+        </w:r>
+      </w:ins>
+      <w:ins w:id="231" w:author="PR Preview" w:date="2026-01-01T00:00:00Z">
+        <w:r>
+          <w:t xml:space="preserve"> </w:t>
+        </w:r>
+      </w:ins>
+      <m:oMath>
+        <m:sSup>
+          <m:e>
+            <m:r>
+              <m:rPr>
+                <m:sty m:val="bi"/>
+              </m:rPr>
+              <m:t>A</m:t>
+            </m:r>
+          </m:e>
+          <m:sup>
+            <m:r>
+              <m:rPr>
+                <m:scr m:val="sans-serif"/>
+                <m:sty m:val="p"/>
+              </m:rPr>
+              <m:t>H</m:t>
+            </m:r>
+          </m:sup>
+        </m:sSup>
+      </m:oMath>
+      <w:ins w:id="232" w:author="PR Preview" w:date="2026-01-01T00:00:00Z">
+        <w:r>
+          <w:t xml:space="preserve"> </w:t>
+        </w:r>
+      </w:ins>
+      <w:ins w:id="233" w:author="PR Preview" w:date="2026-01-01T00:00:00Z">
+        <w:r>
+          <w:t xml:space="preserve">(</w:t>
+        </w:r>
+      </w:ins>
+      <w:ins w:id="234" w:author="PR Preview" w:date="2026-01-01T00:00:00Z">
+        <w:r>
+          <w:t xml:space="preserve">Axler (2024, Proposition 7.9, p. 231)</w:t>
+        </w:r>
+      </w:ins>
+      <w:ins w:id="235" w:author="PR Preview" w:date="2026-01-01T00:00:00Z">
+        <w:r>
+          <w:t xml:space="preserve">).</w:t>
+        </w:r>
+      </w:ins>
+    </w:p>
+    <w:bookmarkEnd w:id="21"/>
+    <w:bookmarkStart w:id="22" w:name="thm-zhz-sum-squares"/>
+    <w:p>
+      <w:pPr>
+        <w:pStyle w:val="BodyText"/>
+      </w:pPr>
+      <w:ins w:id="236" w:author="PR Preview" w:date="2026-01-01T00:00:00Z">
+        <w:r>
+          <w:rPr>
+            <w:b/>
+            <w:bCs/>
+          </w:rPr>
+          <w:t xml:space="preserve">Theorem 3 (</w:t>
+        </w:r>
+      </w:ins>
+      <w:ins w:id="237" w:author="PR Preview" w:date="2026-01-01T00:00:00Z">
+        <w:r>
+          <w:rPr>
+            <w:b/>
+            <w:bCs/>
+          </w:rPr>
+          <w:t xml:space="preserve">$\mathord{\smash[b]{\underset{\raise.3ex\hbox{$\scriptstyle\sim$}}{z}}\vphantom{z}}^{\mathsf{H}}\mathord{\smash[b]{\underset{\raise.3ex\hbox{$\scriptstyle\sim$}}{z}}\vphantom{z}}$</w:t>
+        </w:r>
+      </w:ins>
+      <w:ins w:id="238" w:author="PR Preview" w:date="2026-01-01T00:00:00Z">
+        <w:r>
+          <w:rPr>
+            <w:b/>
+            <w:bCs/>
+          </w:rPr>
+          <w:t xml:space="preserve"> </w:t>
+        </w:r>
+      </w:ins>
+      <w:ins w:id="239" w:author="PR Preview" w:date="2026-01-01T00:00:00Z">
+        <w:r>
+          <w:rPr>
+            <w:b/>
+            <w:bCs/>
+          </w:rPr>
+          <w:t xml:space="preserve">is a sum of squared absolute values)</w:t>
+        </w:r>
+      </w:ins>
+      <w:ins w:id="240" w:author="PR Preview" w:date="2026-01-01T00:00:00Z">
+        <w:r>
+          <w:t xml:space="preserve"> </w:t>
+        </w:r>
+      </w:ins>
+      <w:ins w:id="241" w:author="PR Preview" w:date="2026-01-01T00:00:00Z">
+        <w:r>
+          <w:t xml:space="preserve">For every</w:t>
+        </w:r>
+      </w:ins>
+      <w:ins w:id="242" w:author="PR Preview" w:date="2026-01-01T00:00:00Z">
+        <w:r>
+          <w:t xml:space="preserve"> </w:t>
+        </w:r>
+      </w:ins>
+      <w:ins w:id="243" w:author="PR Preview" w:date="2026-01-01T00:00:00Z">
+        <w:r>
+          <w:t xml:space="preserve">$\mathord{\smash[b]{\underset{\raise.3ex\hbox{$\scriptstyle\sim$}}{z}}\vphantom{z}} \in \mathbb{C}^p$</w:t>
+        </w:r>
+      </w:ins>
+      <w:ins w:id="244" w:author="PR Preview" w:date="2026-01-01T00:00:00Z">
+        <w:r>
+          <w:t xml:space="preserve">,</w:t>
+        </w:r>
+      </w:ins>
+    </w:p>
+    <w:p>
+      <w:pPr>
+        <w:pStyle w:val="BodyText"/>
+      </w:pPr>
+      <w:ins w:id="245" w:author="PR Preview" w:date="2026-01-01T00:00:00Z">
+        <w:r>
+          <w:t xml:space="preserve">$$\underbrace{\mathord{\smash[b]{\underset{\raise.3ex\hbox{$\scriptstyle\sim$}}{z}}\vphantom{z}}^{\mathsf{H}}}_{1 \times p}\,\underbrace{\mathord{\smash[b]{\underset{\raise.3ex\hbox{$\scriptstyle\sim$}}{z}}\vphantom{z}}}_{p \times 1} = \sum_{j=1}^p\mathopen{}\left|z_j\right|\mathclose{}^2,$$</w:t>
+        </w:r>
+      </w:ins>
+    </w:p>
+    <w:p>
+      <w:pPr>
+        <w:pStyle w:val="FirstParagraph"/>
+      </w:pPr>
+      <w:ins w:id="246" w:author="PR Preview" w:date="2026-01-01T00:00:00Z">
+        <w:r>
+          <w:t xml:space="preserve">which is a nonnegative real number,</w:t>
+        </w:r>
+      </w:ins>
+      <w:ins w:id="247" w:author="PR Preview" w:date="2026-01-01T00:00:00Z">
+        <w:r>
+          <w:t xml:space="preserve"> </w:t>
+        </w:r>
+      </w:ins>
+      <w:ins w:id="248" w:author="PR Preview" w:date="2026-01-01T00:00:00Z">
+        <w:r>
+          <w:t xml:space="preserve">and is</w:t>
+        </w:r>
+      </w:ins>
+      <w:ins w:id="249" w:author="PR Preview" w:date="2026-01-01T00:00:00Z">
+        <w:r>
+          <w:t xml:space="preserve"> </w:t>
+        </w:r>
+      </w:ins>
+      <m:oMath>
+        <m:r>
+          <m:t>0</m:t>
+        </m:r>
+      </m:oMath>
+      <w:ins w:id="250" w:author="PR Preview" w:date="2026-01-01T00:00:00Z">
+        <w:r>
+          <w:t xml:space="preserve"> </w:t>
+        </w:r>
+      </w:ins>
+      <w:ins w:id="251" w:author="PR Preview" w:date="2026-01-01T00:00:00Z">
+        <w:r>
+          <w:t xml:space="preserve">only when</w:t>
+        </w:r>
+      </w:ins>
+      <w:ins w:id="252" w:author="PR Preview" w:date="2026-01-01T00:00:00Z">
+        <w:r>
+          <w:t xml:space="preserve"> </w:t>
+        </w:r>
+      </w:ins>
+      <w:ins w:id="253" w:author="PR Preview" w:date="2026-01-01T00:00:00Z">
+        <w:r>
+          <w:t xml:space="preserve">$\mathord{\smash[b]{\underset{\raise.3ex\hbox{$\scriptstyle\sim$}}{z}}\vphantom{z}} = \mathord{\smash[b]{\underset{\raise.3ex\hbox{$\scriptstyle\sim$}}{0}}\vphantom{0}}_{p \times 1}$</w:t>
+        </w:r>
+      </w:ins>
+      <w:ins w:id="254" w:author="PR Preview" w:date="2026-01-01T00:00:00Z">
+        <w:r>
+          <w:t xml:space="preserve">.</w:t>
+        </w:r>
+      </w:ins>
     </w:p>
     <w:bookmarkEnd w:id="22"/>
     <w:p>
@@ -7536,6 +8814,28 @@
     </w:p>
     <w:p>
       <w:pPr>
+        <w:pStyle w:val="BodyText"/>
+      </w:pPr>
+      <w:ins w:id="255" w:author="PR Preview" w:date="2026-01-01T00:00:00Z">
+        <w:r>
+          <w:t xml:space="preserve">$$
+    \begin{aligned}
+    \mathord{\smash[b]{\underset{\raise.3ex\hbox{$\scriptstyle\sim$}}{z}}\vphantom{z}}^{\mathsf{H}}\mathord{\smash[b]{\underset{\raise.3ex\hbox{$\scriptstyle\sim$}}{z}}\vphantom{z}}
+    &amp;= \sum_{j=1}^p\overline{z_j}\,z_j
+    &amp;&amp; \text{(}\text{Definition~4}\text{, and the row-times-column product)}
+    \\
+    &amp;= \sum_{j=1}^pz_j\,\overline{z_j}
+    &amp;&amp; \text{(complex multiplication is commutative)}
+    \\
+    &amp;= \sum_{j=1}^p\mathopen{}\left|z_j\right|\mathclose{}^2
+    &amp;&amp; \text{(a number times its conjugate)}
+    \end{aligned}
+    $$</w:t>
+        </w:r>
+      </w:ins>
+    </w:p>
+    <w:p>
+      <w:pPr>
         <w:pStyle w:val="FirstParagraph"/>
       </w:pPr>
       <w:r>
@@ -7923,20 +9223,24 @@
       <w:pPr>
         <w:pStyle w:val="BodyText"/>
       </w:pPr>
-      <w:r>
-        <w:rPr>
-          <w:b/>
-          <w:bCs/>
-        </w:rPr>
-        <w:t xml:space="preserve">Example 3 (Computing</w:t>
-      </w:r>
-      <w:r>
-        <w:rPr>
-          <w:b/>
-          <w:bCs/>
-        </w:rPr>
-        <w:t xml:space="preserve"> </w:t>
-      </w:r>
+      <w:del w:id="256" w:author="PR Preview" w:date="2026-01-01T00:00:00Z">
+        <w:r>
+          <w:rPr>
+            <w:b/>
+            <w:bCs/>
+          </w:rPr>
+          <w:delText xml:space="preserve">Example 3 (Computing</w:delText>
+        </w:r>
+      </w:del>
+      <w:del w:id="257" w:author="PR Preview" w:date="2026-01-01T00:00:00Z">
+        <w:r>
+          <w:rPr>
+            <w:b/>
+            <w:bCs/>
+          </w:rPr>
+          <w:delText xml:space="preserve"> </w:delText>
+        </w:r>
+      </w:del>
       <m:oMath>
         <m:sSup>
           <m:e>
@@ -7982,22 +9286,30 @@
           </m:lim>
         </m:limLow>
       </m:oMath>
-      <w:r>
-        <w:rPr>
-          <w:b/>
-          <w:bCs/>
-        </w:rPr>
-        <w:t xml:space="preserve">)</w:t>
-      </w:r>
-      <w:r>
-        <w:t xml:space="preserve"> </w:t>
-      </w:r>
-      <w:r>
-        <w:t xml:space="preserve">Let</w:t>
-      </w:r>
-      <w:r>
-        <w:t xml:space="preserve"> </w:t>
-      </w:r>
+      <w:del w:id="258" w:author="PR Preview" w:date="2026-01-01T00:00:00Z">
+        <w:r>
+          <w:rPr>
+            <w:b/>
+            <w:bCs/>
+          </w:rPr>
+          <w:delText xml:space="preserve">)</w:delText>
+        </w:r>
+      </w:del>
+      <w:del w:id="259" w:author="PR Preview" w:date="2026-01-01T00:00:00Z">
+        <w:r>
+          <w:delText xml:space="preserve"> </w:delText>
+        </w:r>
+      </w:del>
+      <w:del w:id="260" w:author="PR Preview" w:date="2026-01-01T00:00:00Z">
+        <w:r>
+          <w:delText xml:space="preserve">Let</w:delText>
+        </w:r>
+      </w:del>
+      <w:del w:id="261" w:author="PR Preview" w:date="2026-01-01T00:00:00Z">
+        <w:r>
+          <w:delText xml:space="preserve"> </w:delText>
+        </w:r>
+      </w:del>
       <m:oMath>
         <m:limLow>
           <m:e>
@@ -8066,29 +9378,41 @@
           </m:sup>
         </m:sSup>
       </m:oMath>
-      <w:r>
-        <w:t xml:space="preserve">.</w:t>
-      </w:r>
-      <w:r>
-        <w:t xml:space="preserve"> </w:t>
-      </w:r>
-      <w:r>
-        <w:t xml:space="preserve">By</w:t>
-      </w:r>
-      <w:r>
-        <w:t xml:space="preserve"> </w:t>
-      </w:r>
+      <w:del w:id="262" w:author="PR Preview" w:date="2026-01-01T00:00:00Z">
+        <w:r>
+          <w:delText xml:space="preserve">.</w:delText>
+        </w:r>
+      </w:del>
+      <w:del w:id="263" w:author="PR Preview" w:date="2026-01-01T00:00:00Z">
+        <w:r>
+          <w:delText xml:space="preserve"> </w:delText>
+        </w:r>
+      </w:del>
+      <w:del w:id="264" w:author="PR Preview" w:date="2026-01-01T00:00:00Z">
+        <w:r>
+          <w:delText xml:space="preserve">By</w:delText>
+        </w:r>
+      </w:del>
+      <w:del w:id="265" w:author="PR Preview" w:date="2026-01-01T00:00:00Z">
+        <w:r>
+          <w:delText xml:space="preserve"> </w:delText>
+        </w:r>
+      </w:del>
       <w:hyperlink w:anchor="thm-zhz-sum-squares">
-        <w:r>
-          <w:rPr>
-            <w:rStyle w:val="Hyperlink"/>
-          </w:rPr>
-          <w:t xml:space="preserve">Theorem 3</w:t>
-        </w:r>
+        <w:del w:id="266" w:author="PR Preview" w:date="2026-01-01T00:00:00Z">
+          <w:r>
+            <w:rPr>
+              <w:rStyle w:val="Hyperlink"/>
+            </w:rPr>
+            <w:delText xml:space="preserve">Theorem 3</w:delText>
+          </w:r>
+        </w:del>
       </w:hyperlink>
-      <w:r>
-        <w:t xml:space="preserve">,</w:t>
-      </w:r>
+      <w:del w:id="267" w:author="PR Preview" w:date="2026-01-01T00:00:00Z">
+        <w:r>
+          <w:delText xml:space="preserve">,</w:delText>
+        </w:r>
+      </w:del>
     </w:p>
     <w:p>
       <w:pPr>
@@ -8498,6 +9822,127 @@
     </w:p>
     <w:p>
       <w:pPr>
+        <w:pStyle w:val="BodyText"/>
+      </w:pPr>
+      <w:ins w:id="268" w:author="PR Preview" w:date="2026-01-01T00:00:00Z">
+        <w:r>
+          <w:rPr>
+            <w:b/>
+            <w:bCs/>
+          </w:rPr>
+          <w:t xml:space="preserve">Example 3 (Computing</w:t>
+        </w:r>
+      </w:ins>
+      <w:ins w:id="269" w:author="PR Preview" w:date="2026-01-01T00:00:00Z">
+        <w:r>
+          <w:rPr>
+            <w:b/>
+            <w:bCs/>
+          </w:rPr>
+          <w:t xml:space="preserve"> </w:t>
+        </w:r>
+      </w:ins>
+      <w:ins w:id="270" w:author="PR Preview" w:date="2026-01-01T00:00:00Z">
+        <w:r>
+          <w:rPr>
+            <w:b/>
+            <w:bCs/>
+          </w:rPr>
+          <w:t xml:space="preserve">$\mathord{\smash[b]{\underset{\raise.3ex\hbox{$\scriptstyle\sim$}}{z}}\vphantom{z}}^{\mathsf{H}}\mathord{\smash[b]{\underset{\raise.3ex\hbox{$\scriptstyle\sim$}}{z}}\vphantom{z}}$</w:t>
+        </w:r>
+      </w:ins>
+      <w:ins w:id="271" w:author="PR Preview" w:date="2026-01-01T00:00:00Z">
+        <w:r>
+          <w:rPr>
+            <w:b/>
+            <w:bCs/>
+          </w:rPr>
+          <w:t xml:space="preserve">)</w:t>
+        </w:r>
+      </w:ins>
+      <w:ins w:id="272" w:author="PR Preview" w:date="2026-01-01T00:00:00Z">
+        <w:r>
+          <w:t xml:space="preserve"> </w:t>
+        </w:r>
+      </w:ins>
+      <w:ins w:id="273" w:author="PR Preview" w:date="2026-01-01T00:00:00Z">
+        <w:r>
+          <w:t xml:space="preserve">Let</w:t>
+        </w:r>
+      </w:ins>
+      <w:ins w:id="274" w:author="PR Preview" w:date="2026-01-01T00:00:00Z">
+        <w:r>
+          <w:t xml:space="preserve"> </w:t>
+        </w:r>
+      </w:ins>
+      <w:ins w:id="275" w:author="PR Preview" w:date="2026-01-01T00:00:00Z">
+        <w:r>
+          <w:t xml:space="preserve">$\mathord{\smash[b]{\underset{\raise.3ex\hbox{$\scriptstyle\sim$}}{z}}\vphantom{z}} = {(1 + i, 2)}^{\top}$</w:t>
+        </w:r>
+      </w:ins>
+      <w:ins w:id="276" w:author="PR Preview" w:date="2026-01-01T00:00:00Z">
+        <w:r>
+          <w:t xml:space="preserve">.</w:t>
+        </w:r>
+      </w:ins>
+      <w:ins w:id="277" w:author="PR Preview" w:date="2026-01-01T00:00:00Z">
+        <w:r>
+          <w:t xml:space="preserve"> </w:t>
+        </w:r>
+      </w:ins>
+      <w:ins w:id="278" w:author="PR Preview" w:date="2026-01-01T00:00:00Z">
+        <w:r>
+          <w:t xml:space="preserve">By</w:t>
+        </w:r>
+      </w:ins>
+      <w:ins w:id="279" w:author="PR Preview" w:date="2026-01-01T00:00:00Z">
+        <w:r>
+          <w:t xml:space="preserve"> </w:t>
+        </w:r>
+      </w:ins>
+      <w:hyperlink w:anchor="thm-zhz-sum-squares">
+        <w:ins w:id="280" w:author="PR Preview" w:date="2026-01-01T00:00:00Z">
+          <w:r>
+            <w:rPr>
+              <w:rStyle w:val="Hyperlink"/>
+            </w:rPr>
+            <w:t xml:space="preserve">Theorem 3</w:t>
+          </w:r>
+        </w:ins>
+      </w:hyperlink>
+      <w:ins w:id="281" w:author="PR Preview" w:date="2026-01-01T00:00:00Z">
+        <w:r>
+          <w:t xml:space="preserve">,</w:t>
+        </w:r>
+      </w:ins>
+    </w:p>
+    <w:p>
+      <w:pPr>
+        <w:pStyle w:val="BodyText"/>
+      </w:pPr>
+      <w:ins w:id="282" w:author="PR Preview" w:date="2026-01-01T00:00:00Z">
+        <w:r>
+          <w:t xml:space="preserve">$$
+    \begin{aligned}
+    \underbrace{\mathord{\smash[b]{\underset{\raise.3ex\hbox{$\scriptstyle\sim$}}{z}}\vphantom{z}}^{\mathsf{H}}}_{1 \times 2}\,\underbrace{\mathord{\smash[b]{\underset{\raise.3ex\hbox{$\scriptstyle\sim$}}{z}}\vphantom{z}}}_{2 \times 1}
+    &amp;= \mathopen{}\left|1 + i\right|\mathclose{}^2 + \mathopen{}\left|2\right|\mathclose{}^2
+    &amp;&amp; \text{(}\text{Theorem~3}\text{)}
+    \\
+    &amp;= (1^2 + 1^2) + (2^2 + 0^2)
+    &amp;&amp; \text{(definition of the absolute value, squared)}
+    \\
+    &amp;= 2 + 4
+    &amp;&amp; \text{(add inside each group)}
+    \\
+    &amp;= 6
+    &amp;&amp; \text{(add)}
+    \end{aligned}
+    $$</w:t>
+        </w:r>
+      </w:ins>
+    </w:p>
+    <w:p>
+      <w:pPr>
         <w:pStyle w:val="FirstParagraph"/>
       </w:pPr>
       <w:r>
@@ -8869,22 +10314,30 @@
       <w:pPr>
         <w:pStyle w:val="FirstParagraph"/>
       </w:pPr>
-      <w:r>
-        <w:rPr>
-          <w:b/>
-          <w:bCs/>
-        </w:rPr>
-        <w:t xml:space="preserve">Example 4 (Why complex vectors use the conjugate transpose)</w:t>
-      </w:r>
-      <w:r>
-        <w:t xml:space="preserve"> </w:t>
-      </w:r>
-      <w:r>
-        <w:t xml:space="preserve">For a real vector</w:t>
-      </w:r>
-      <w:r>
-        <w:t xml:space="preserve"> </w:t>
-      </w:r>
+      <w:del w:id="283" w:author="PR Preview" w:date="2026-01-01T00:00:00Z">
+        <w:r>
+          <w:rPr>
+            <w:b/>
+            <w:bCs/>
+          </w:rPr>
+          <w:delText xml:space="preserve">Example 4 (Why complex vectors use the conjugate transpose)</w:delText>
+        </w:r>
+      </w:del>
+      <w:del w:id="284" w:author="PR Preview" w:date="2026-01-01T00:00:00Z">
+        <w:r>
+          <w:delText xml:space="preserve"> </w:delText>
+        </w:r>
+      </w:del>
+      <w:del w:id="285" w:author="PR Preview" w:date="2026-01-01T00:00:00Z">
+        <w:r>
+          <w:delText xml:space="preserve">For a real vector</w:delText>
+        </w:r>
+      </w:del>
+      <w:del w:id="286" w:author="PR Preview" w:date="2026-01-01T00:00:00Z">
+        <w:r>
+          <w:delText xml:space="preserve"> </w:delText>
+        </w:r>
+      </w:del>
       <m:oMath>
         <m:limLow>
           <m:e>
@@ -8902,12 +10355,16 @@
           </m:lim>
         </m:limLow>
       </m:oMath>
-      <w:r>
-        <w:t xml:space="preserve">,</w:t>
-      </w:r>
-      <w:r>
-        <w:t xml:space="preserve"> </w:t>
-      </w:r>
+      <w:del w:id="287" w:author="PR Preview" w:date="2026-01-01T00:00:00Z">
+        <w:r>
+          <w:delText xml:space="preserve">,</w:delText>
+        </w:r>
+      </w:del>
+      <w:del w:id="288" w:author="PR Preview" w:date="2026-01-01T00:00:00Z">
+        <w:r>
+          <w:delText xml:space="preserve"> </w:delText>
+        </w:r>
+      </w:del>
       <m:oMath>
         <m:sSup>
           <m:e>
@@ -9004,29 +10461,41 @@
           </m:e>
         </m:nary>
       </m:oMath>
-      <w:r>
-        <w:t xml:space="preserve"> </w:t>
-      </w:r>
-      <w:r>
-        <w:t xml:space="preserve">is</w:t>
-      </w:r>
-      <w:r>
-        <w:t xml:space="preserve"> </w:t>
-      </w:r>
+      <w:del w:id="289" w:author="PR Preview" w:date="2026-01-01T00:00:00Z">
+        <w:r>
+          <w:delText xml:space="preserve"> </w:delText>
+        </w:r>
+      </w:del>
+      <w:del w:id="290" w:author="PR Preview" w:date="2026-01-01T00:00:00Z">
+        <w:r>
+          <w:delText xml:space="preserve">is</w:delText>
+        </w:r>
+      </w:del>
+      <w:del w:id="291" w:author="PR Preview" w:date="2026-01-01T00:00:00Z">
+        <w:r>
+          <w:delText xml:space="preserve"> </w:delText>
+        </w:r>
+      </w:del>
       <m:oMath>
         <m:r>
           <m:t>0</m:t>
         </m:r>
       </m:oMath>
-      <w:r>
-        <w:t xml:space="preserve"> </w:t>
-      </w:r>
-      <w:r>
-        <w:t xml:space="preserve">only when</w:t>
-      </w:r>
-      <w:r>
-        <w:t xml:space="preserve"> </w:t>
-      </w:r>
+      <w:del w:id="292" w:author="PR Preview" w:date="2026-01-01T00:00:00Z">
+        <w:r>
+          <w:delText xml:space="preserve"> </w:delText>
+        </w:r>
+      </w:del>
+      <w:del w:id="293" w:author="PR Preview" w:date="2026-01-01T00:00:00Z">
+        <w:r>
+          <w:delText xml:space="preserve">only when</w:delText>
+        </w:r>
+      </w:del>
+      <w:del w:id="294" w:author="PR Preview" w:date="2026-01-01T00:00:00Z">
+        <w:r>
+          <w:delText xml:space="preserve"> </w:delText>
+        </w:r>
+      </w:del>
       <m:oMath>
         <m:limLow>
           <m:e>
@@ -9044,27 +10513,41 @@
           </m:lim>
         </m:limLow>
       </m:oMath>
-      <w:r>
-        <w:t xml:space="preserve"> </w:t>
-      </w:r>
-      <w:r>
-        <w:t xml:space="preserve">is the zero vector.</w:t>
-      </w:r>
-      <w:r>
-        <w:t xml:space="preserve"> </w:t>
-      </w:r>
-      <w:r>
-        <w:t xml:space="preserve">The same formula fails for complex vectors.</w:t>
-      </w:r>
-      <w:r>
-        <w:t xml:space="preserve"> </w:t>
-      </w:r>
-      <w:r>
-        <w:t xml:space="preserve">Let</w:t>
-      </w:r>
-      <w:r>
-        <w:t xml:space="preserve"> </w:t>
-      </w:r>
+      <w:del w:id="295" w:author="PR Preview" w:date="2026-01-01T00:00:00Z">
+        <w:r>
+          <w:delText xml:space="preserve"> </w:delText>
+        </w:r>
+      </w:del>
+      <w:del w:id="296" w:author="PR Preview" w:date="2026-01-01T00:00:00Z">
+        <w:r>
+          <w:delText xml:space="preserve">is the zero vector.</w:delText>
+        </w:r>
+      </w:del>
+      <w:del w:id="297" w:author="PR Preview" w:date="2026-01-01T00:00:00Z">
+        <w:r>
+          <w:delText xml:space="preserve"> </w:delText>
+        </w:r>
+      </w:del>
+      <w:del w:id="298" w:author="PR Preview" w:date="2026-01-01T00:00:00Z">
+        <w:r>
+          <w:delText xml:space="preserve">The same formula fails for complex vectors.</w:delText>
+        </w:r>
+      </w:del>
+      <w:del w:id="299" w:author="PR Preview" w:date="2026-01-01T00:00:00Z">
+        <w:r>
+          <w:delText xml:space="preserve"> </w:delText>
+        </w:r>
+      </w:del>
+      <w:del w:id="300" w:author="PR Preview" w:date="2026-01-01T00:00:00Z">
+        <w:r>
+          <w:delText xml:space="preserve">Let</w:delText>
+        </w:r>
+      </w:del>
+      <w:del w:id="301" w:author="PR Preview" w:date="2026-01-01T00:00:00Z">
+        <w:r>
+          <w:delText xml:space="preserve"> </w:delText>
+        </w:r>
+      </w:del>
       <m:oMath>
         <m:limLow>
           <m:e>
@@ -9124,9 +10607,11 @@
           </m:sup>
         </m:sSup>
       </m:oMath>
-      <w:r>
-        <w:t xml:space="preserve">. Then</w:t>
-      </w:r>
+      <w:del w:id="302" w:author="PR Preview" w:date="2026-01-01T00:00:00Z">
+        <w:r>
+          <w:delText xml:space="preserve">. Then</w:delText>
+        </w:r>
+      </w:del>
     </w:p>
     <w:p>
       <w:pPr>
@@ -9411,12 +10896,16 @@
       <w:pPr>
         <w:pStyle w:val="FirstParagraph"/>
       </w:pPr>
-      <w:r>
-        <w:t xml:space="preserve">although</w:t>
-      </w:r>
-      <w:r>
-        <w:t xml:space="preserve"> </w:t>
-      </w:r>
+      <w:del w:id="303" w:author="PR Preview" w:date="2026-01-01T00:00:00Z">
+        <w:r>
+          <w:delText xml:space="preserve">although</w:delText>
+        </w:r>
+      </w:del>
+      <w:del w:id="304" w:author="PR Preview" w:date="2026-01-01T00:00:00Z">
+        <w:r>
+          <w:delText xml:space="preserve"> </w:delText>
+        </w:r>
+      </w:del>
       <m:oMath>
         <m:limLow>
           <m:e>
@@ -9473,15 +10962,21 @@
           </m:sub>
         </m:sSub>
       </m:oMath>
-      <w:r>
-        <w:t xml:space="preserve">.</w:t>
-      </w:r>
-      <w:r>
-        <w:t xml:space="preserve"> </w:t>
-      </w:r>
-      <w:r>
-        <w:t xml:space="preserve">Using the conjugate transpose instead,</w:t>
-      </w:r>
+      <w:del w:id="305" w:author="PR Preview" w:date="2026-01-01T00:00:00Z">
+        <w:r>
+          <w:delText xml:space="preserve">.</w:delText>
+        </w:r>
+      </w:del>
+      <w:del w:id="306" w:author="PR Preview" w:date="2026-01-01T00:00:00Z">
+        <w:r>
+          <w:delText xml:space="preserve"> </w:delText>
+        </w:r>
+      </w:del>
+      <w:del w:id="307" w:author="PR Preview" w:date="2026-01-01T00:00:00Z">
+        <w:r>
+          <w:delText xml:space="preserve">Using the conjugate transpose instead,</w:delText>
+        </w:r>
+      </w:del>
     </w:p>
     <w:p>
       <w:pPr>
@@ -9858,6 +11353,222 @@
       <w:pPr>
         <w:pStyle w:val="FirstParagraph"/>
       </w:pPr>
+      <w:ins w:id="308" w:author="PR Preview" w:date="2026-01-01T00:00:00Z">
+        <w:r>
+          <w:rPr>
+            <w:b/>
+            <w:bCs/>
+          </w:rPr>
+          <w:t xml:space="preserve">Example 4 (Why complex vectors use the conjugate transpose)</w:t>
+        </w:r>
+      </w:ins>
+      <w:ins w:id="309" w:author="PR Preview" w:date="2026-01-01T00:00:00Z">
+        <w:r>
+          <w:t xml:space="preserve"> </w:t>
+        </w:r>
+      </w:ins>
+      <w:ins w:id="310" w:author="PR Preview" w:date="2026-01-01T00:00:00Z">
+        <w:r>
+          <w:t xml:space="preserve">For a real vector</w:t>
+        </w:r>
+      </w:ins>
+      <w:ins w:id="311" w:author="PR Preview" w:date="2026-01-01T00:00:00Z">
+        <w:r>
+          <w:t xml:space="preserve"> </w:t>
+        </w:r>
+      </w:ins>
+      <w:ins w:id="312" w:author="PR Preview" w:date="2026-01-01T00:00:00Z">
+        <w:r>
+          <w:t xml:space="preserve">$\mathord{\smash[b]{\underset{\raise.3ex\hbox{$\scriptstyle\sim$}}{x}}\vphantom{x}}$</w:t>
+        </w:r>
+      </w:ins>
+      <w:ins w:id="313" w:author="PR Preview" w:date="2026-01-01T00:00:00Z">
+        <w:r>
+          <w:t xml:space="preserve">,</w:t>
+        </w:r>
+      </w:ins>
+      <w:ins w:id="314" w:author="PR Preview" w:date="2026-01-01T00:00:00Z">
+        <w:r>
+          <w:t xml:space="preserve"> </w:t>
+        </w:r>
+      </w:ins>
+      <w:ins w:id="315" w:author="PR Preview" w:date="2026-01-01T00:00:00Z">
+        <w:r>
+          <w:t xml:space="preserve">${\mathord{\smash[b]{\underset{\raise.3ex\hbox{$\scriptstyle\sim$}}{x}}\vphantom{x}}}^{\top}\mathord{\smash[b]{\underset{\raise.3ex\hbox{$\scriptstyle\sim$}}{x}}\vphantom{x}}= \sum_{j=1}^px_j^2$</w:t>
+        </w:r>
+      </w:ins>
+      <w:ins w:id="316" w:author="PR Preview" w:date="2026-01-01T00:00:00Z">
+        <w:r>
+          <w:t xml:space="preserve"> </w:t>
+        </w:r>
+      </w:ins>
+      <w:ins w:id="317" w:author="PR Preview" w:date="2026-01-01T00:00:00Z">
+        <w:r>
+          <w:t xml:space="preserve">is</w:t>
+        </w:r>
+      </w:ins>
+      <w:ins w:id="318" w:author="PR Preview" w:date="2026-01-01T00:00:00Z">
+        <w:r>
+          <w:t xml:space="preserve"> </w:t>
+        </w:r>
+      </w:ins>
+      <m:oMath>
+        <m:r>
+          <m:t>0</m:t>
+        </m:r>
+      </m:oMath>
+      <w:ins w:id="319" w:author="PR Preview" w:date="2026-01-01T00:00:00Z">
+        <w:r>
+          <w:t xml:space="preserve"> </w:t>
+        </w:r>
+      </w:ins>
+      <w:ins w:id="320" w:author="PR Preview" w:date="2026-01-01T00:00:00Z">
+        <w:r>
+          <w:t xml:space="preserve">only when</w:t>
+        </w:r>
+      </w:ins>
+      <w:ins w:id="321" w:author="PR Preview" w:date="2026-01-01T00:00:00Z">
+        <w:r>
+          <w:t xml:space="preserve"> </w:t>
+        </w:r>
+      </w:ins>
+      <w:ins w:id="322" w:author="PR Preview" w:date="2026-01-01T00:00:00Z">
+        <w:r>
+          <w:t xml:space="preserve">$\mathord{\smash[b]{\underset{\raise.3ex\hbox{$\scriptstyle\sim$}}{x}}\vphantom{x}}$</w:t>
+        </w:r>
+      </w:ins>
+      <w:ins w:id="323" w:author="PR Preview" w:date="2026-01-01T00:00:00Z">
+        <w:r>
+          <w:t xml:space="preserve"> </w:t>
+        </w:r>
+      </w:ins>
+      <w:ins w:id="324" w:author="PR Preview" w:date="2026-01-01T00:00:00Z">
+        <w:r>
+          <w:t xml:space="preserve">is the zero vector.</w:t>
+        </w:r>
+      </w:ins>
+      <w:ins w:id="325" w:author="PR Preview" w:date="2026-01-01T00:00:00Z">
+        <w:r>
+          <w:t xml:space="preserve"> </w:t>
+        </w:r>
+      </w:ins>
+      <w:ins w:id="326" w:author="PR Preview" w:date="2026-01-01T00:00:00Z">
+        <w:r>
+          <w:t xml:space="preserve">The same formula fails for complex vectors.</w:t>
+        </w:r>
+      </w:ins>
+      <w:ins w:id="327" w:author="PR Preview" w:date="2026-01-01T00:00:00Z">
+        <w:r>
+          <w:t xml:space="preserve"> </w:t>
+        </w:r>
+      </w:ins>
+      <w:ins w:id="328" w:author="PR Preview" w:date="2026-01-01T00:00:00Z">
+        <w:r>
+          <w:t xml:space="preserve">Let</w:t>
+        </w:r>
+      </w:ins>
+      <w:ins w:id="329" w:author="PR Preview" w:date="2026-01-01T00:00:00Z">
+        <w:r>
+          <w:t xml:space="preserve"> </w:t>
+        </w:r>
+      </w:ins>
+      <w:ins w:id="330" w:author="PR Preview" w:date="2026-01-01T00:00:00Z">
+        <w:r>
+          <w:t xml:space="preserve">$\mathord{\smash[b]{\underset{\raise.3ex\hbox{$\scriptstyle\sim$}}{z}}\vphantom{z}} = {(1, i)}^{\top}$</w:t>
+        </w:r>
+      </w:ins>
+      <w:ins w:id="331" w:author="PR Preview" w:date="2026-01-01T00:00:00Z">
+        <w:r>
+          <w:t xml:space="preserve">. Then</w:t>
+        </w:r>
+      </w:ins>
+    </w:p>
+    <w:p>
+      <w:pPr>
+        <w:pStyle w:val="BodyText"/>
+      </w:pPr>
+      <w:ins w:id="332" w:author="PR Preview" w:date="2026-01-01T00:00:00Z">
+        <w:r>
+          <w:t xml:space="preserve">$$
+    \begin{aligned}
+    \underbrace{{\mathord{\smash[b]{\underset{\raise.3ex\hbox{$\scriptstyle\sim$}}{z}}\vphantom{z}}}^{\top}}_{1 \times 2}\,\underbrace{\mathord{\smash[b]{\underset{\raise.3ex\hbox{$\scriptstyle\sim$}}{z}}\vphantom{z}}}_{2 \times 1}
+    &amp;= 1 \cdot 1 + i \cdot i
+    &amp;&amp; \text{(multiply entry by entry and add)}
+    \\
+    &amp;= 1 + i^2
+    &amp;&amp; \text{(multiply)}
+    \\
+    &amp;= 0
+    &amp;&amp; \text{(} i^2 = -1 \text{)}
+    \end{aligned}
+    $$</w:t>
+        </w:r>
+      </w:ins>
+    </w:p>
+    <w:p>
+      <w:pPr>
+        <w:pStyle w:val="FirstParagraph"/>
+      </w:pPr>
+      <w:ins w:id="333" w:author="PR Preview" w:date="2026-01-01T00:00:00Z">
+        <w:r>
+          <w:t xml:space="preserve">although</w:t>
+        </w:r>
+      </w:ins>
+      <w:ins w:id="334" w:author="PR Preview" w:date="2026-01-01T00:00:00Z">
+        <w:r>
+          <w:t xml:space="preserve"> </w:t>
+        </w:r>
+      </w:ins>
+      <w:ins w:id="335" w:author="PR Preview" w:date="2026-01-01T00:00:00Z">
+        <w:r>
+          <w:t xml:space="preserve">$\mathord{\smash[b]{\underset{\raise.3ex\hbox{$\scriptstyle\sim$}}{z}}\vphantom{z}} \neq \mathord{\smash[b]{\underset{\raise.3ex\hbox{$\scriptstyle\sim$}}{0}}\vphantom{0}}_{2 \times 1}$</w:t>
+        </w:r>
+      </w:ins>
+      <w:ins w:id="336" w:author="PR Preview" w:date="2026-01-01T00:00:00Z">
+        <w:r>
+          <w:t xml:space="preserve">.</w:t>
+        </w:r>
+      </w:ins>
+      <w:ins w:id="337" w:author="PR Preview" w:date="2026-01-01T00:00:00Z">
+        <w:r>
+          <w:t xml:space="preserve"> </w:t>
+        </w:r>
+      </w:ins>
+      <w:ins w:id="338" w:author="PR Preview" w:date="2026-01-01T00:00:00Z">
+        <w:r>
+          <w:t xml:space="preserve">Using the conjugate transpose instead,</w:t>
+        </w:r>
+      </w:ins>
+    </w:p>
+    <w:p>
+      <w:pPr>
+        <w:pStyle w:val="BodyText"/>
+      </w:pPr>
+      <w:ins w:id="339" w:author="PR Preview" w:date="2026-01-01T00:00:00Z">
+        <w:r>
+          <w:t xml:space="preserve">$$
+    \begin{aligned}
+    \underbrace{\mathord{\smash[b]{\underset{\raise.3ex\hbox{$\scriptstyle\sim$}}{z}}\vphantom{z}}^{\mathsf{H}}}_{1 \times 2}\,\underbrace{\mathord{\smash[b]{\underset{\raise.3ex\hbox{$\scriptstyle\sim$}}{z}}\vphantom{z}}}_{2 \times 1}
+    &amp;= \overline{1} \cdot 1 + \overline{i} \cdot i
+    &amp;&amp; \text{(}\text{Definition~4}\text{)}
+    \\
+    &amp;= 1 + (-i) \cdot i
+    &amp;&amp; \text{(conjugate each entry)}
+    \\
+    &amp;= 1 - i^2
+    &amp;&amp; \text{(multiply)}
+    \\
+    &amp;= 2
+    &amp;&amp; \text{(} i^2 = -1 \text{)}
+    \end{aligned}
+    $$</w:t>
+        </w:r>
+      </w:ins>
+    </w:p>
+    <w:p>
+      <w:pPr>
+        <w:pStyle w:val="FirstParagraph"/>
+      </w:pPr>
       <w:r>
         <w:t xml:space="preserve">which is positive, as</w:t>
       </w:r>
@@ -10048,67 +11759,99 @@
       <w:pPr>
         <w:pStyle w:val="FirstParagraph"/>
       </w:pPr>
-      <w:r>
-        <w:rPr>
-          <w:i/>
-          <w:iCs/>
-        </w:rPr>
-        <w:t xml:space="preserve">Remark 4</w:t>
-      </w:r>
-      <w:r>
-        <w:t xml:space="preserve"> (Why</w:t>
-      </w:r>
-      <w:r>
-        <w:t xml:space="preserve"> </w:t>
-      </w:r>
-      <w:r>
-        <w:t xml:space="preserve">“self-adjoint”</w:t>
-      </w:r>
-      <w:r>
-        <w:t xml:space="preserve">). </w:t>
-      </w:r>
-      <w:r>
-        <w:t xml:space="preserve">The term</w:t>
-      </w:r>
-      <w:r>
-        <w:t xml:space="preserve"> </w:t>
-      </w:r>
-      <w:r>
-        <w:rPr>
-          <w:i/>
-          <w:iCs/>
-        </w:rPr>
-        <w:t xml:space="preserve">self-adjoint</w:t>
-      </w:r>
-      <w:r>
-        <w:t xml:space="preserve"> </w:t>
-      </w:r>
-      <w:r>
-        <w:t xml:space="preserve">comes directly from</w:t>
-      </w:r>
-      <w:r>
-        <w:t xml:space="preserve"> </w:t>
-      </w:r>
+      <w:del w:id="340" w:author="PR Preview" w:date="2026-01-01T00:00:00Z">
+        <w:r>
+          <w:rPr>
+            <w:i/>
+            <w:iCs/>
+          </w:rPr>
+          <w:delText xml:space="preserve">Remark 4</w:delText>
+        </w:r>
+      </w:del>
+      <w:del w:id="341" w:author="PR Preview" w:date="2026-01-01T00:00:00Z">
+        <w:r>
+          <w:delText xml:space="preserve"> (Why</w:delText>
+        </w:r>
+      </w:del>
+      <w:del w:id="342" w:author="PR Preview" w:date="2026-01-01T00:00:00Z">
+        <w:r>
+          <w:delText xml:space="preserve"> </w:delText>
+        </w:r>
+      </w:del>
+      <w:del w:id="343" w:author="PR Preview" w:date="2026-01-01T00:00:00Z">
+        <w:r>
+          <w:delText xml:space="preserve">“self-adjoint”</w:delText>
+        </w:r>
+      </w:del>
+      <w:del w:id="344" w:author="PR Preview" w:date="2026-01-01T00:00:00Z">
+        <w:r>
+          <w:delText xml:space="preserve">). </w:delText>
+        </w:r>
+      </w:del>
+      <w:del w:id="345" w:author="PR Preview" w:date="2026-01-01T00:00:00Z">
+        <w:r>
+          <w:delText xml:space="preserve">The term</w:delText>
+        </w:r>
+      </w:del>
+      <w:del w:id="346" w:author="PR Preview" w:date="2026-01-01T00:00:00Z">
+        <w:r>
+          <w:delText xml:space="preserve"> </w:delText>
+        </w:r>
+      </w:del>
+      <w:del w:id="347" w:author="PR Preview" w:date="2026-01-01T00:00:00Z">
+        <w:r>
+          <w:rPr>
+            <w:i/>
+            <w:iCs/>
+          </w:rPr>
+          <w:delText xml:space="preserve">self-adjoint</w:delText>
+        </w:r>
+      </w:del>
+      <w:del w:id="348" w:author="PR Preview" w:date="2026-01-01T00:00:00Z">
+        <w:r>
+          <w:delText xml:space="preserve"> </w:delText>
+        </w:r>
+      </w:del>
+      <w:del w:id="349" w:author="PR Preview" w:date="2026-01-01T00:00:00Z">
+        <w:r>
+          <w:delText xml:space="preserve">comes directly from</w:delText>
+        </w:r>
+      </w:del>
+      <w:del w:id="350" w:author="PR Preview" w:date="2026-01-01T00:00:00Z">
+        <w:r>
+          <w:delText xml:space="preserve"> </w:delText>
+        </w:r>
+      </w:del>
       <w:hyperlink w:anchor="thm-adjoint-inner-product">
-        <w:r>
-          <w:rPr>
-            <w:rStyle w:val="Hyperlink"/>
-          </w:rPr>
-          <w:t xml:space="preserve">Theorem 2</w:t>
-        </w:r>
+        <w:del w:id="351" w:author="PR Preview" w:date="2026-01-01T00:00:00Z">
+          <w:r>
+            <w:rPr>
+              <w:rStyle w:val="Hyperlink"/>
+            </w:rPr>
+            <w:delText xml:space="preserve">Theorem 2</w:delText>
+          </w:r>
+        </w:del>
       </w:hyperlink>
-      <w:r>
-        <w:t xml:space="preserve">:</w:t>
-      </w:r>
-      <w:r>
-        <w:t xml:space="preserve"> </w:t>
-      </w:r>
-      <w:r>
-        <w:t xml:space="preserve">when</w:t>
-      </w:r>
-      <w:r>
-        <w:t xml:space="preserve"> </w:t>
-      </w:r>
+      <w:del w:id="352" w:author="PR Preview" w:date="2026-01-01T00:00:00Z">
+        <w:r>
+          <w:delText xml:space="preserve">:</w:delText>
+        </w:r>
+      </w:del>
+      <w:del w:id="353" w:author="PR Preview" w:date="2026-01-01T00:00:00Z">
+        <w:r>
+          <w:delText xml:space="preserve"> </w:delText>
+        </w:r>
+      </w:del>
+      <w:del w:id="354" w:author="PR Preview" w:date="2026-01-01T00:00:00Z">
+        <w:r>
+          <w:delText xml:space="preserve">when</w:delText>
+        </w:r>
+      </w:del>
+      <w:del w:id="355" w:author="PR Preview" w:date="2026-01-01T00:00:00Z">
+        <w:r>
+          <w:delText xml:space="preserve"> </w:delText>
+        </w:r>
+      </w:del>
       <m:oMath>
         <m:r>
           <m:rPr>
@@ -10117,15 +11860,21 @@
           <m:t>A</m:t>
         </m:r>
       </m:oMath>
-      <w:r>
-        <w:t xml:space="preserve"> </w:t>
-      </w:r>
-      <w:r>
-        <w:t xml:space="preserve">is Hermitian,</w:t>
-      </w:r>
-      <w:r>
-        <w:t xml:space="preserve"> </w:t>
-      </w:r>
+      <w:del w:id="356" w:author="PR Preview" w:date="2026-01-01T00:00:00Z">
+        <w:r>
+          <w:delText xml:space="preserve"> </w:delText>
+        </w:r>
+      </w:del>
+      <w:del w:id="357" w:author="PR Preview" w:date="2026-01-01T00:00:00Z">
+        <w:r>
+          <w:delText xml:space="preserve">is Hermitian,</w:delText>
+        </w:r>
+      </w:del>
+      <w:del w:id="358" w:author="PR Preview" w:date="2026-01-01T00:00:00Z">
+        <w:r>
+          <w:delText xml:space="preserve"> </w:delText>
+        </w:r>
+      </w:del>
       <m:oMath>
         <m:r>
           <m:t>​</m:t>
@@ -10250,15 +11999,21 @@
           <m:t>​</m:t>
         </m:r>
       </m:oMath>
-      <w:r>
-        <w:t xml:space="preserve"> </w:t>
-      </w:r>
-      <w:r>
-        <w:t xml:space="preserve">for all</w:t>
-      </w:r>
-      <w:r>
-        <w:t xml:space="preserve"> </w:t>
-      </w:r>
+      <w:del w:id="359" w:author="PR Preview" w:date="2026-01-01T00:00:00Z">
+        <w:r>
+          <w:delText xml:space="preserve"> </w:delText>
+        </w:r>
+      </w:del>
+      <w:del w:id="360" w:author="PR Preview" w:date="2026-01-01T00:00:00Z">
+        <w:r>
+          <w:delText xml:space="preserve">for all</w:delText>
+        </w:r>
+      </w:del>
+      <w:del w:id="361" w:author="PR Preview" w:date="2026-01-01T00:00:00Z">
+        <w:r>
+          <w:delText xml:space="preserve"> </w:delText>
+        </w:r>
+      </w:del>
       <m:oMath>
         <m:limLow>
           <m:e>
@@ -10319,15 +12074,182 @@
           </m:sup>
         </m:sSup>
       </m:oMath>
-      <w:r>
-        <w:t xml:space="preserve">.</w:t>
-      </w:r>
-      <w:r>
-        <w:t xml:space="preserve"> </w:t>
-      </w:r>
-      <w:r>
-        <w:t xml:space="preserve">The linear operator moves across the inner product without change.</w:t>
-      </w:r>
+      <w:del w:id="362" w:author="PR Preview" w:date="2026-01-01T00:00:00Z">
+        <w:r>
+          <w:delText xml:space="preserve">.</w:delText>
+        </w:r>
+      </w:del>
+      <w:del w:id="363" w:author="PR Preview" w:date="2026-01-01T00:00:00Z">
+        <w:r>
+          <w:delText xml:space="preserve"> </w:delText>
+        </w:r>
+      </w:del>
+      <w:del w:id="364" w:author="PR Preview" w:date="2026-01-01T00:00:00Z">
+        <w:r>
+          <w:delText xml:space="preserve">The linear operator moves across the inner product without change.</w:delText>
+        </w:r>
+      </w:del>
+    </w:p>
+    <w:p>
+      <w:pPr>
+        <w:pStyle w:val="FirstParagraph"/>
+      </w:pPr>
+      <w:ins w:id="365" w:author="PR Preview" w:date="2026-01-01T00:00:00Z">
+        <w:r>
+          <w:rPr>
+            <w:i/>
+            <w:iCs/>
+          </w:rPr>
+          <w:t xml:space="preserve">Remark 4</w:t>
+        </w:r>
+      </w:ins>
+      <w:ins w:id="366" w:author="PR Preview" w:date="2026-01-01T00:00:00Z">
+        <w:r>
+          <w:t xml:space="preserve"> (Why</w:t>
+        </w:r>
+      </w:ins>
+      <w:ins w:id="367" w:author="PR Preview" w:date="2026-01-01T00:00:00Z">
+        <w:r>
+          <w:t xml:space="preserve"> </w:t>
+        </w:r>
+      </w:ins>
+      <w:ins w:id="368" w:author="PR Preview" w:date="2026-01-01T00:00:00Z">
+        <w:r>
+          <w:t xml:space="preserve">“self-adjoint”</w:t>
+        </w:r>
+      </w:ins>
+      <w:ins w:id="369" w:author="PR Preview" w:date="2026-01-01T00:00:00Z">
+        <w:r>
+          <w:t xml:space="preserve">). </w:t>
+        </w:r>
+      </w:ins>
+      <w:ins w:id="370" w:author="PR Preview" w:date="2026-01-01T00:00:00Z">
+        <w:r>
+          <w:t xml:space="preserve">The term</w:t>
+        </w:r>
+      </w:ins>
+      <w:ins w:id="371" w:author="PR Preview" w:date="2026-01-01T00:00:00Z">
+        <w:r>
+          <w:t xml:space="preserve"> </w:t>
+        </w:r>
+      </w:ins>
+      <w:ins w:id="372" w:author="PR Preview" w:date="2026-01-01T00:00:00Z">
+        <w:r>
+          <w:rPr>
+            <w:i/>
+            <w:iCs/>
+          </w:rPr>
+          <w:t xml:space="preserve">self-adjoint</w:t>
+        </w:r>
+      </w:ins>
+      <w:ins w:id="373" w:author="PR Preview" w:date="2026-01-01T00:00:00Z">
+        <w:r>
+          <w:t xml:space="preserve"> </w:t>
+        </w:r>
+      </w:ins>
+      <w:ins w:id="374" w:author="PR Preview" w:date="2026-01-01T00:00:00Z">
+        <w:r>
+          <w:t xml:space="preserve">comes directly from</w:t>
+        </w:r>
+      </w:ins>
+      <w:ins w:id="375" w:author="PR Preview" w:date="2026-01-01T00:00:00Z">
+        <w:r>
+          <w:t xml:space="preserve"> </w:t>
+        </w:r>
+      </w:ins>
+      <w:hyperlink w:anchor="thm-adjoint-inner-product">
+        <w:ins w:id="376" w:author="PR Preview" w:date="2026-01-01T00:00:00Z">
+          <w:r>
+            <w:rPr>
+              <w:rStyle w:val="Hyperlink"/>
+            </w:rPr>
+            <w:t xml:space="preserve">Theorem 2</w:t>
+          </w:r>
+        </w:ins>
+      </w:hyperlink>
+      <w:ins w:id="377" w:author="PR Preview" w:date="2026-01-01T00:00:00Z">
+        <w:r>
+          <w:t xml:space="preserve">:</w:t>
+        </w:r>
+      </w:ins>
+      <w:ins w:id="378" w:author="PR Preview" w:date="2026-01-01T00:00:00Z">
+        <w:r>
+          <w:t xml:space="preserve"> </w:t>
+        </w:r>
+      </w:ins>
+      <w:ins w:id="379" w:author="PR Preview" w:date="2026-01-01T00:00:00Z">
+        <w:r>
+          <w:t xml:space="preserve">when</w:t>
+        </w:r>
+      </w:ins>
+      <w:ins w:id="380" w:author="PR Preview" w:date="2026-01-01T00:00:00Z">
+        <w:r>
+          <w:t xml:space="preserve"> </w:t>
+        </w:r>
+      </w:ins>
+      <m:oMath>
+        <m:r>
+          <m:rPr>
+            <m:sty m:val="bi"/>
+          </m:rPr>
+          <m:t>A</m:t>
+        </m:r>
+      </m:oMath>
+      <w:ins w:id="381" w:author="PR Preview" w:date="2026-01-01T00:00:00Z">
+        <w:r>
+          <w:t xml:space="preserve"> </w:t>
+        </w:r>
+      </w:ins>
+      <w:ins w:id="382" w:author="PR Preview" w:date="2026-01-01T00:00:00Z">
+        <w:r>
+          <w:t xml:space="preserve">is Hermitian,</w:t>
+        </w:r>
+      </w:ins>
+      <w:ins w:id="383" w:author="PR Preview" w:date="2026-01-01T00:00:00Z">
+        <w:r>
+          <w:t xml:space="preserve"> </w:t>
+        </w:r>
+      </w:ins>
+      <w:ins w:id="384" w:author="PR Preview" w:date="2026-01-01T00:00:00Z">
+        <w:r>
+          <w:t xml:space="preserve">$\mathopen{}\left\langle \mathbf{A}\mathord{\smash[b]{\underset{\raise.3ex\hbox{$\scriptstyle\sim$}}{u}}\vphantom{u}}, \mathord{\smash[b]{\underset{\raise.3ex\hbox{$\scriptstyle\sim$}}{v}}\vphantom{v}}\right\rangle\mathclose{} = \mathopen{}\left\langle \mathord{\smash[b]{\underset{\raise.3ex\hbox{$\scriptstyle\sim$}}{u}}\vphantom{u}}, \mathbf{A}\mathord{\smash[b]{\underset{\raise.3ex\hbox{$\scriptstyle\sim$}}{v}}\vphantom{v}}\right\rangle\mathclose{}$</w:t>
+        </w:r>
+      </w:ins>
+      <w:ins w:id="385" w:author="PR Preview" w:date="2026-01-01T00:00:00Z">
+        <w:r>
+          <w:t xml:space="preserve"> </w:t>
+        </w:r>
+      </w:ins>
+      <w:ins w:id="386" w:author="PR Preview" w:date="2026-01-01T00:00:00Z">
+        <w:r>
+          <w:t xml:space="preserve">for all</w:t>
+        </w:r>
+      </w:ins>
+      <w:ins w:id="387" w:author="PR Preview" w:date="2026-01-01T00:00:00Z">
+        <w:r>
+          <w:t xml:space="preserve"> </w:t>
+        </w:r>
+      </w:ins>
+      <w:ins w:id="388" w:author="PR Preview" w:date="2026-01-01T00:00:00Z">
+        <w:r>
+          <w:t xml:space="preserve">$\mathord{\smash[b]{\underset{\raise.3ex\hbox{$\scriptstyle\sim$}}{u}}\vphantom{u}}, \mathord{\smash[b]{\underset{\raise.3ex\hbox{$\scriptstyle\sim$}}{v}}\vphantom{v}} \in \mathbb{C}^n$</w:t>
+        </w:r>
+      </w:ins>
+      <w:ins w:id="389" w:author="PR Preview" w:date="2026-01-01T00:00:00Z">
+        <w:r>
+          <w:t xml:space="preserve">.</w:t>
+        </w:r>
+      </w:ins>
+      <w:ins w:id="390" w:author="PR Preview" w:date="2026-01-01T00:00:00Z">
+        <w:r>
+          <w:t xml:space="preserve"> </w:t>
+        </w:r>
+      </w:ins>
+      <w:ins w:id="391" w:author="PR Preview" w:date="2026-01-01T00:00:00Z">
+        <w:r>
+          <w:t xml:space="preserve">The linear operator moves across the inner product without change.</w:t>
+        </w:r>
+      </w:ins>
     </w:p>
     <w:bookmarkEnd w:id="28"/>
     <w:bookmarkStart w:id="29" w:name="exm-hermitian-matrix"/>
